--- a/Apache_Zeppelin_EDA_Report.docx
+++ b/Apache_Zeppelin_EDA_Report.docx
@@ -5,99 +5,13 @@
     <w:p>
       <w:pPr>
         <w:spacing w:line="360" w:lineRule="auto"/>
-        <w:ind w:left="1985"/>
-        <w:rPr>
-          <w:rFonts w:ascii="Times New Roman" w:eastAsia="Times New Roman" w:hAnsi="Times New Roman" w:cs="Times New Roman"/>
-          <w:sz w:val="24"/>
-          <w:szCs w:val="24"/>
-        </w:rPr>
-      </w:pPr>
-      <w:r>
-        <w:rPr>
-          <w:rFonts w:ascii="Times New Roman" w:eastAsia="Times New Roman" w:hAnsi="Times New Roman" w:cs="Times New Roman"/>
-          <w:noProof/>
-          <w:color w:val="000000"/>
-          <w:sz w:val="24"/>
-          <w:szCs w:val="24"/>
-        </w:rPr>
-        <w:drawing>
-          <wp:inline distT="0" distB="0" distL="0" distR="0">
-            <wp:extent cx="2857500" cy="1531620"/>
-            <wp:effectExtent l="0" t="0" r="0" b="0"/>
-            <wp:docPr id="21" name="image19.png"/>
-            <wp:cNvGraphicFramePr/>
-            <a:graphic xmlns:a="http://schemas.openxmlformats.org/drawingml/2006/main">
-              <a:graphicData uri="http://schemas.openxmlformats.org/drawingml/2006/picture">
-                <pic:pic xmlns:pic="http://schemas.openxmlformats.org/drawingml/2006/picture">
-                  <pic:nvPicPr>
-                    <pic:cNvPr id="0" name="image19.png"/>
-                    <pic:cNvPicPr preferRelativeResize="0"/>
-                  </pic:nvPicPr>
-                  <pic:blipFill>
-                    <a:blip r:embed="rId8"/>
-                    <a:srcRect/>
-                    <a:stretch>
-                      <a:fillRect/>
-                    </a:stretch>
-                  </pic:blipFill>
-                  <pic:spPr>
-                    <a:xfrm>
-                      <a:off x="0" y="0"/>
-                      <a:ext cx="2857500" cy="1531620"/>
-                    </a:xfrm>
-                    <a:prstGeom prst="rect">
-                      <a:avLst/>
-                    </a:prstGeom>
-                    <a:ln/>
-                  </pic:spPr>
-                </pic:pic>
-              </a:graphicData>
-            </a:graphic>
-          </wp:inline>
-        </w:drawing>
-      </w:r>
-    </w:p>
-    <w:p>
-      <w:pPr>
-        <w:spacing w:line="360" w:lineRule="auto"/>
-        <w:ind w:left="1985"/>
-        <w:rPr>
-          <w:rFonts w:ascii="Times New Roman" w:eastAsia="Times New Roman" w:hAnsi="Times New Roman" w:cs="Times New Roman"/>
-          <w:sz w:val="24"/>
-          <w:szCs w:val="24"/>
-        </w:rPr>
-      </w:pPr>
-    </w:p>
-    <w:p>
-      <w:pPr>
-        <w:spacing w:line="360" w:lineRule="auto"/>
         <w:ind w:left="426"/>
         <w:jc w:val="center"/>
         <w:rPr>
           <w:rFonts w:ascii="Times New Roman" w:eastAsia="Times New Roman" w:hAnsi="Times New Roman" w:cs="Times New Roman"/>
-          <w:sz w:val="24"/>
-          <w:szCs w:val="24"/>
-        </w:rPr>
-      </w:pPr>
-      <w:r>
-        <w:rPr>
-          <w:rFonts w:ascii="Times New Roman" w:eastAsia="Times New Roman" w:hAnsi="Times New Roman" w:cs="Times New Roman"/>
           <w:b/>
           <w:bCs/>
-          <w:sz w:val="24"/>
-          <w:szCs w:val="24"/>
-        </w:rPr>
-        <w:t>FACULTY:</w:t>
-      </w:r>
-    </w:p>
-    <w:p>
-      <w:pPr>
-        <w:spacing w:line="360" w:lineRule="auto"/>
-        <w:ind w:left="426"/>
-        <w:jc w:val="center"/>
-        <w:rPr>
-          <w:rFonts w:ascii="Times New Roman" w:eastAsia="Times New Roman" w:hAnsi="Times New Roman" w:cs="Times New Roman"/>
-          <w:sz w:val="24"/>
+          <w:sz w:val="44"/>
           <w:szCs w:val="24"/>
         </w:rPr>
       </w:pPr>
@@ -106,350 +20,10 @@
           <w:rFonts w:ascii="Times New Roman" w:eastAsia="Times New Roman" w:hAnsi="Times New Roman" w:cs="Times New Roman"/>
           <w:b/>
           <w:bCs/>
-          <w:sz w:val="24"/>
-          <w:szCs w:val="24"/>
-        </w:rPr>
-        <w:t>SCIENCE AND TECHNOLOGY</w:t>
-      </w:r>
-    </w:p>
-    <w:p>
-      <w:pPr>
-        <w:spacing w:line="360" w:lineRule="auto"/>
-        <w:ind w:left="426"/>
-        <w:jc w:val="center"/>
-        <w:rPr>
-          <w:rFonts w:ascii="Times New Roman" w:eastAsia="Times New Roman" w:hAnsi="Times New Roman" w:cs="Times New Roman"/>
-          <w:sz w:val="24"/>
-          <w:szCs w:val="24"/>
-        </w:rPr>
-      </w:pPr>
-    </w:p>
-    <w:p>
-      <w:pPr>
-        <w:spacing w:line="360" w:lineRule="auto"/>
-        <w:ind w:left="426"/>
-        <w:jc w:val="center"/>
-        <w:rPr>
-          <w:rFonts w:ascii="Times New Roman" w:eastAsia="Times New Roman" w:hAnsi="Times New Roman" w:cs="Times New Roman"/>
-          <w:sz w:val="24"/>
-          <w:szCs w:val="24"/>
-        </w:rPr>
-      </w:pPr>
-      <w:r>
-        <w:rPr>
-          <w:rFonts w:ascii="Times New Roman" w:eastAsia="Times New Roman" w:hAnsi="Times New Roman" w:cs="Times New Roman"/>
-          <w:b/>
-          <w:bCs/>
-          <w:sz w:val="24"/>
-          <w:szCs w:val="24"/>
-        </w:rPr>
-        <w:t>PROGRAM:</w:t>
-      </w:r>
-    </w:p>
-    <w:p>
-      <w:pPr>
-        <w:spacing w:line="360" w:lineRule="auto"/>
-        <w:ind w:left="426"/>
-        <w:jc w:val="center"/>
-        <w:rPr>
-          <w:rFonts w:ascii="Times New Roman" w:eastAsia="Times New Roman" w:hAnsi="Times New Roman" w:cs="Times New Roman"/>
-          <w:sz w:val="24"/>
-          <w:szCs w:val="24"/>
-        </w:rPr>
-      </w:pPr>
-      <w:r>
-        <w:rPr>
-          <w:rFonts w:ascii="Times New Roman" w:eastAsia="Times New Roman" w:hAnsi="Times New Roman" w:cs="Times New Roman"/>
-          <w:b/>
-          <w:bCs/>
-          <w:sz w:val="24"/>
-          <w:szCs w:val="24"/>
-        </w:rPr>
-        <w:t>MASTER OF SCIENCE (DATA SCIENCE AND ANALYTICS)</w:t>
-      </w:r>
-    </w:p>
-    <w:p>
-      <w:pPr>
-        <w:spacing w:line="360" w:lineRule="auto"/>
-        <w:ind w:left="426"/>
-        <w:jc w:val="center"/>
-        <w:rPr>
-          <w:rFonts w:ascii="Times New Roman" w:eastAsia="Times New Roman" w:hAnsi="Times New Roman" w:cs="Times New Roman"/>
-          <w:sz w:val="24"/>
-          <w:szCs w:val="24"/>
-        </w:rPr>
-      </w:pPr>
-    </w:p>
-    <w:p>
-      <w:pPr>
-        <w:spacing w:line="360" w:lineRule="auto"/>
-        <w:ind w:left="426"/>
-        <w:jc w:val="center"/>
-        <w:rPr>
-          <w:rFonts w:ascii="Times New Roman" w:eastAsia="Times New Roman" w:hAnsi="Times New Roman" w:cs="Times New Roman"/>
-          <w:sz w:val="24"/>
-          <w:szCs w:val="24"/>
-        </w:rPr>
-      </w:pPr>
-      <w:r>
-        <w:rPr>
-          <w:rFonts w:ascii="Times New Roman" w:eastAsia="Times New Roman" w:hAnsi="Times New Roman" w:cs="Times New Roman"/>
-          <w:b/>
-          <w:bCs/>
-          <w:sz w:val="24"/>
-          <w:szCs w:val="24"/>
-        </w:rPr>
-        <w:t>ASSIGNMENT:</w:t>
-      </w:r>
-    </w:p>
-    <w:p>
-      <w:pPr>
-        <w:spacing w:line="360" w:lineRule="auto"/>
-        <w:ind w:left="426"/>
-        <w:jc w:val="center"/>
-        <w:rPr>
-          <w:rFonts w:ascii="Times New Roman" w:eastAsia="Times New Roman" w:hAnsi="Times New Roman" w:cs="Times New Roman"/>
-          <w:sz w:val="24"/>
-          <w:szCs w:val="24"/>
-        </w:rPr>
-      </w:pPr>
-      <w:r>
-        <w:rPr>
-          <w:rFonts w:ascii="Times New Roman" w:eastAsia="Times New Roman" w:hAnsi="Times New Roman" w:cs="Times New Roman"/>
-          <w:b/>
-          <w:bCs/>
-          <w:sz w:val="24"/>
-          <w:szCs w:val="24"/>
-        </w:rPr>
-        <w:t>DATABASE MANAGEMENT</w:t>
-      </w:r>
-    </w:p>
-    <w:p>
-      <w:pPr>
-        <w:spacing w:line="360" w:lineRule="auto"/>
-        <w:ind w:left="426"/>
-        <w:jc w:val="center"/>
-        <w:rPr>
-          <w:rFonts w:ascii="Times New Roman" w:eastAsia="Times New Roman" w:hAnsi="Times New Roman" w:cs="Times New Roman"/>
-          <w:sz w:val="24"/>
-          <w:szCs w:val="24"/>
-        </w:rPr>
-      </w:pPr>
-      <w:r>
-        <w:rPr>
-          <w:rFonts w:ascii="Times New Roman" w:eastAsia="Times New Roman" w:hAnsi="Times New Roman" w:cs="Times New Roman"/>
-          <w:b/>
-          <w:bCs/>
-          <w:sz w:val="24"/>
-          <w:szCs w:val="24"/>
-        </w:rPr>
-        <w:t>(STQD</w:t>
-      </w:r>
-      <w:r>
-        <w:rPr>
-          <w:rFonts w:ascii="Times New Roman" w:eastAsia="Times New Roman" w:hAnsi="Times New Roman" w:cs="Times New Roman"/>
-          <w:b/>
-          <w:bCs/>
-          <w:sz w:val="24"/>
-          <w:szCs w:val="24"/>
-        </w:rPr>
-        <w:t>6324</w:t>
-      </w:r>
-      <w:r>
-        <w:rPr>
-          <w:rFonts w:ascii="Times New Roman" w:eastAsia="Times New Roman" w:hAnsi="Times New Roman" w:cs="Times New Roman"/>
-          <w:b/>
-          <w:bCs/>
-          <w:sz w:val="24"/>
-          <w:szCs w:val="24"/>
-        </w:rPr>
-        <w:t>)</w:t>
-      </w:r>
-    </w:p>
-    <w:p>
-      <w:pPr>
-        <w:spacing w:line="360" w:lineRule="auto"/>
-        <w:ind w:left="426"/>
-        <w:jc w:val="center"/>
-        <w:rPr>
-          <w:rFonts w:ascii="Times New Roman" w:eastAsia="Times New Roman" w:hAnsi="Times New Roman" w:cs="Times New Roman"/>
-          <w:sz w:val="24"/>
-          <w:szCs w:val="24"/>
-        </w:rPr>
-      </w:pPr>
-    </w:p>
-    <w:p>
-      <w:pPr>
-        <w:spacing w:line="360" w:lineRule="auto"/>
-        <w:ind w:left="426"/>
-        <w:jc w:val="center"/>
-        <w:rPr>
-          <w:rFonts w:ascii="Times New Roman" w:eastAsia="Times New Roman" w:hAnsi="Times New Roman" w:cs="Times New Roman"/>
-          <w:sz w:val="24"/>
-          <w:szCs w:val="24"/>
-        </w:rPr>
-      </w:pPr>
-      <w:r>
-        <w:rPr>
-          <w:rFonts w:ascii="Times New Roman" w:eastAsia="Times New Roman" w:hAnsi="Times New Roman" w:cs="Times New Roman"/>
-          <w:b/>
-          <w:bCs/>
-          <w:sz w:val="24"/>
-          <w:szCs w:val="24"/>
-        </w:rPr>
-        <w:t>PREPARED FOR:</w:t>
-      </w:r>
-    </w:p>
-    <w:p>
-      <w:pPr>
-        <w:spacing w:line="360" w:lineRule="auto"/>
-        <w:ind w:left="426"/>
-        <w:jc w:val="center"/>
-        <w:rPr>
-          <w:rFonts w:ascii="Times New Roman" w:eastAsia="Times New Roman" w:hAnsi="Times New Roman" w:cs="Times New Roman"/>
-          <w:b/>
-          <w:bCs/>
-          <w:sz w:val="24"/>
-          <w:szCs w:val="24"/>
-        </w:rPr>
-      </w:pPr>
-      <w:r>
-        <w:rPr>
-          <w:rFonts w:ascii="Times New Roman" w:eastAsia="Times New Roman" w:hAnsi="Times New Roman" w:cs="Times New Roman"/>
-          <w:b/>
-          <w:bCs/>
-          <w:sz w:val="24"/>
-          <w:szCs w:val="24"/>
-        </w:rPr>
-        <w:t>DR. BERNARD LEE KOK BANG</w:t>
-      </w:r>
-    </w:p>
-    <w:p>
-      <w:pPr>
-        <w:spacing w:line="360" w:lineRule="auto"/>
-        <w:ind w:left="426"/>
-        <w:jc w:val="center"/>
-        <w:rPr>
-          <w:rFonts w:ascii="Times New Roman" w:eastAsia="Times New Roman" w:hAnsi="Times New Roman" w:cs="Times New Roman"/>
-          <w:sz w:val="24"/>
-          <w:szCs w:val="24"/>
-        </w:rPr>
-      </w:pPr>
-    </w:p>
-    <w:p>
-      <w:pPr>
-        <w:spacing w:line="360" w:lineRule="auto"/>
-        <w:ind w:left="426"/>
-        <w:jc w:val="center"/>
-        <w:rPr>
-          <w:rFonts w:ascii="Times New Roman" w:eastAsia="Times New Roman" w:hAnsi="Times New Roman" w:cs="Times New Roman"/>
-          <w:sz w:val="24"/>
-          <w:szCs w:val="24"/>
-        </w:rPr>
-      </w:pPr>
-      <w:r>
-        <w:rPr>
-          <w:rFonts w:ascii="Times New Roman" w:eastAsia="Times New Roman" w:hAnsi="Times New Roman" w:cs="Times New Roman"/>
-          <w:b/>
-          <w:bCs/>
-          <w:sz w:val="24"/>
-          <w:szCs w:val="24"/>
-        </w:rPr>
-        <w:t>PREPARED BY:</w:t>
-      </w:r>
-    </w:p>
-    <w:p>
-      <w:pPr>
-        <w:spacing w:line="360" w:lineRule="auto"/>
-        <w:ind w:left="426"/>
-        <w:jc w:val="center"/>
-        <w:rPr>
-          <w:rFonts w:ascii="Times New Roman" w:eastAsia="Times New Roman" w:hAnsi="Times New Roman" w:cs="Times New Roman"/>
-          <w:sz w:val="24"/>
-          <w:szCs w:val="24"/>
-        </w:rPr>
-      </w:pPr>
-      <w:r>
-        <w:rPr>
-          <w:rFonts w:ascii="Times New Roman" w:eastAsia="Times New Roman" w:hAnsi="Times New Roman" w:cs="Times New Roman"/>
-          <w:b/>
-          <w:bCs/>
-          <w:sz w:val="24"/>
-          <w:szCs w:val="24"/>
-        </w:rPr>
-        <w:t>HANIY TURANA BINTI HAMTHAN</w:t>
-      </w:r>
-    </w:p>
-    <w:p>
-      <w:pPr>
-        <w:spacing w:line="360" w:lineRule="auto"/>
-        <w:ind w:left="426"/>
-        <w:jc w:val="center"/>
-        <w:rPr>
-          <w:rFonts w:ascii="Times New Roman" w:eastAsia="Times New Roman" w:hAnsi="Times New Roman" w:cs="Times New Roman"/>
-          <w:sz w:val="24"/>
-          <w:szCs w:val="24"/>
-        </w:rPr>
-      </w:pPr>
-      <w:r>
-        <w:rPr>
-          <w:rFonts w:ascii="Times New Roman" w:eastAsia="Times New Roman" w:hAnsi="Times New Roman" w:cs="Times New Roman"/>
-          <w:b/>
-          <w:bCs/>
-          <w:sz w:val="24"/>
-          <w:szCs w:val="24"/>
-        </w:rPr>
-        <w:t>(P166239)</w:t>
-      </w:r>
-    </w:p>
-    <w:p>
-      <w:pPr>
-        <w:spacing w:line="360" w:lineRule="auto"/>
-        <w:ind w:left="426"/>
-        <w:jc w:val="center"/>
-        <w:rPr>
-          <w:rFonts w:ascii="Times New Roman" w:eastAsia="Times New Roman" w:hAnsi="Times New Roman" w:cs="Times New Roman"/>
-          <w:b/>
-          <w:bCs/>
-          <w:sz w:val="24"/>
-          <w:szCs w:val="24"/>
-        </w:rPr>
-      </w:pPr>
-    </w:p>
-    <w:p>
-      <w:pPr>
-        <w:spacing w:line="360" w:lineRule="auto"/>
-        <w:ind w:left="426"/>
-        <w:jc w:val="center"/>
-        <w:rPr>
-          <w:rFonts w:ascii="Times New Roman" w:eastAsia="Times New Roman" w:hAnsi="Times New Roman" w:cs="Times New Roman"/>
-          <w:sz w:val="24"/>
-          <w:szCs w:val="24"/>
-        </w:rPr>
-      </w:pPr>
-    </w:p>
-    <w:p>
-      <w:pPr>
-        <w:spacing w:line="360" w:lineRule="auto"/>
-        <w:ind w:left="426"/>
-        <w:jc w:val="center"/>
-        <w:rPr>
-          <w:rFonts w:ascii="Times New Roman" w:eastAsia="Times New Roman" w:hAnsi="Times New Roman" w:cs="Times New Roman"/>
-          <w:b/>
-          <w:bCs/>
-          <w:sz w:val="24"/>
-          <w:szCs w:val="24"/>
-        </w:rPr>
-      </w:pPr>
-      <w:r>
-        <w:rPr>
-          <w:rFonts w:ascii="Times New Roman" w:eastAsia="Times New Roman" w:hAnsi="Times New Roman" w:cs="Times New Roman"/>
-          <w:b/>
-          <w:bCs/>
-          <w:sz w:val="24"/>
-          <w:szCs w:val="24"/>
-        </w:rPr>
-        <w:t>SEMESTER 2: ACADEMIC YEAR 2025/2026</w:t>
+          <w:sz w:val="44"/>
+          <w:szCs w:val="24"/>
+        </w:rPr>
+        <w:t>Title: Retail Analytics Exploratory Data Analysis using Apache Spark and Zeppelin</w:t>
       </w:r>
     </w:p>
     <w:p>
@@ -478,7 +52,6 @@
           <w:sz w:val="24"/>
           <w:szCs w:val="24"/>
         </w:rPr>
-        <w:lastRenderedPageBreak/>
         <w:t>Table of Contents</w:t>
       </w:r>
     </w:p>
@@ -594,14 +167,6 @@
                 <w:szCs w:val="24"/>
               </w:rPr>
               <w:tab/>
-            </w:r>
-            <w:r>
-              <w:rPr>
-                <w:rFonts w:ascii="Times New Roman" w:eastAsia="Times New Roman" w:hAnsi="Times New Roman" w:cs="Times New Roman"/>
-                <w:color w:val="000000"/>
-                <w:sz w:val="24"/>
-                <w:szCs w:val="24"/>
-              </w:rPr>
               <w:t>Execution Note</w:t>
             </w:r>
             <w:r>
@@ -764,16 +329,7 @@
                 <w:szCs w:val="24"/>
               </w:rPr>
               <w:tab/>
-              <w:t>Adva</w:t>
-            </w:r>
-            <w:r>
-              <w:rPr>
-                <w:rFonts w:ascii="Times New Roman" w:eastAsia="Times New Roman" w:hAnsi="Times New Roman" w:cs="Times New Roman"/>
-                <w:color w:val="000000"/>
-                <w:sz w:val="24"/>
-                <w:szCs w:val="24"/>
-              </w:rPr>
-              <w:t>nced Data Cleansing and Imputation</w:t>
+              <w:t>Advanced Data Cleansing and Imputation</w:t>
             </w:r>
             <w:r>
               <w:rPr>
@@ -935,14 +491,6 @@
                 <w:szCs w:val="24"/>
               </w:rPr>
               <w:tab/>
-            </w:r>
-            <w:r>
-              <w:rPr>
-                <w:rFonts w:ascii="Times New Roman" w:eastAsia="Times New Roman" w:hAnsi="Times New Roman" w:cs="Times New Roman"/>
-                <w:color w:val="000000"/>
-                <w:sz w:val="24"/>
-                <w:szCs w:val="24"/>
-              </w:rPr>
               <w:t>Handling Duplicate Data</w:t>
             </w:r>
             <w:r>
@@ -1256,16 +804,7 @@
                 <w:sz w:val="24"/>
                 <w:szCs w:val="24"/>
               </w:rPr>
-              <w:t>2</w:t>
-            </w:r>
-            <w:r>
-              <w:rPr>
-                <w:rFonts w:ascii="Times New Roman" w:eastAsia="Times New Roman" w:hAnsi="Times New Roman" w:cs="Times New Roman"/>
-                <w:color w:val="000000"/>
-                <w:sz w:val="24"/>
-                <w:szCs w:val="24"/>
-              </w:rPr>
-              <w:t>.4</w:t>
+              <w:t>2.4</w:t>
             </w:r>
             <w:r>
               <w:rPr>
@@ -1545,16 +1084,7 @@
                 <w:szCs w:val="24"/>
               </w:rPr>
               <w:tab/>
-              <w:t>High Value Customer Identificat</w:t>
-            </w:r>
-            <w:r>
-              <w:rPr>
-                <w:rFonts w:ascii="Times New Roman" w:eastAsia="Times New Roman" w:hAnsi="Times New Roman" w:cs="Times New Roman"/>
-                <w:color w:val="000000"/>
-                <w:sz w:val="24"/>
-                <w:szCs w:val="24"/>
-              </w:rPr>
-              <w:t>ion</w:t>
+              <w:t>High Value Customer Identification</w:t>
             </w:r>
             <w:r>
               <w:rPr>
@@ -1716,16 +1246,7 @@
                 <w:szCs w:val="24"/>
               </w:rPr>
               <w:tab/>
-              <w:t>Top Purc</w:t>
-            </w:r>
-            <w:r>
-              <w:rPr>
-                <w:rFonts w:ascii="Times New Roman" w:eastAsia="Times New Roman" w:hAnsi="Times New Roman" w:cs="Times New Roman"/>
-                <w:color w:val="000000"/>
-                <w:sz w:val="24"/>
-                <w:szCs w:val="24"/>
-              </w:rPr>
-              <w:t>hase Item in Netherlands</w:t>
+              <w:t>Top Purchase Item in Netherlands</w:t>
             </w:r>
             <w:r>
               <w:rPr>
@@ -1756,26 +1277,6 @@
     </w:sdt>
     <w:p>
       <w:pPr>
-        <w:spacing w:line="360" w:lineRule="auto"/>
-        <w:rPr>
-          <w:rFonts w:ascii="Times New Roman" w:eastAsia="Times New Roman" w:hAnsi="Times New Roman" w:cs="Times New Roman"/>
-          <w:sz w:val="24"/>
-          <w:szCs w:val="24"/>
-        </w:rPr>
-        <w:sectPr>
-          <w:footerReference w:type="default" r:id="rId9"/>
-          <w:pgSz w:w="11906" w:h="16838"/>
-          <w:pgMar w:top="1276" w:right="1440" w:bottom="1440" w:left="1440" w:header="720" w:footer="720" w:gutter="0"/>
-          <w:pgNumType w:start="1"/>
-          <w:cols w:space="720"/>
-        </w:sectPr>
-      </w:pPr>
-      <w:r>
-        <w:br w:type="page"/>
-      </w:r>
-    </w:p>
-    <w:p>
-      <w:pPr>
         <w:pStyle w:val="Heading1"/>
         <w:numPr>
           <w:ilvl w:val="0"/>
@@ -1790,7 +1291,9 @@
         </w:rPr>
       </w:pPr>
       <w:bookmarkStart w:id="0" w:name="_heading=h.vx2ujry65ny9" w:colFirst="0" w:colLast="0"/>
+      <w:bookmarkStart w:id="1" w:name="_GoBack"/>
       <w:bookmarkEnd w:id="0"/>
+      <w:bookmarkEnd w:id="1"/>
       <w:r>
         <w:rPr>
           <w:rFonts w:ascii="Times New Roman" w:eastAsia="Times New Roman" w:hAnsi="Times New Roman" w:cs="Times New Roman"/>
@@ -1819,7 +1322,7 @@
         </w:rPr>
         <w:t xml:space="preserve">This document provides guidelines on how to set up the Hadoop environment and execute the Exploratory Data Analysis (EDA) for the online retail dataset extracted from </w:t>
       </w:r>
-      <w:hyperlink r:id="rId10">
+      <w:hyperlink r:id="rId8">
         <w:r>
           <w:rPr>
             <w:rFonts w:ascii="Times New Roman" w:eastAsia="Times New Roman" w:hAnsi="Times New Roman" w:cs="Times New Roman"/>
@@ -1837,15 +1340,7 @@
           <w:sz w:val="24"/>
           <w:szCs w:val="24"/>
         </w:rPr>
-        <w:t>.</w:t>
-      </w:r>
-      <w:r>
-        <w:rPr>
-          <w:rFonts w:ascii="Times New Roman" w:eastAsia="Times New Roman" w:hAnsi="Times New Roman" w:cs="Times New Roman"/>
-          <w:sz w:val="24"/>
-          <w:szCs w:val="24"/>
-        </w:rPr>
-        <w:t xml:space="preserve"> The analysis is conducted within a big data ecosystem using Apache Ambari for cluster management, Hadoop Distributed File (HDFS) for data storage, and Apache Zeppelin for running the data processing task and EDA via the </w:t>
+        <w:t xml:space="preserve">. The analysis is conducted within a big data ecosystem using Apache Ambari for cluster management, Hadoop Distributed File (HDFS) for data storage, and Apache Zeppelin for running the data processing task and EDA via the </w:t>
       </w:r>
       <w:proofErr w:type="spellStart"/>
       <w:r>
@@ -1882,15 +1377,7 @@
           <w:sz w:val="24"/>
           <w:szCs w:val="24"/>
         </w:rPr>
-        <w:t>Steps to lau</w:t>
-      </w:r>
-      <w:r>
-        <w:rPr>
-          <w:rFonts w:ascii="Times New Roman" w:eastAsia="Times New Roman" w:hAnsi="Times New Roman" w:cs="Times New Roman"/>
-          <w:sz w:val="24"/>
-          <w:szCs w:val="24"/>
-        </w:rPr>
-        <w:t>nch Hadoop</w:t>
+        <w:t>Steps to launch Hadoop</w:t>
       </w:r>
     </w:p>
     <w:p>
@@ -2071,7 +1558,7 @@
         </w:rPr>
         <w:t xml:space="preserve">Access Apache Zeppelin UI using </w:t>
       </w:r>
-      <w:hyperlink r:id="rId11">
+      <w:hyperlink r:id="rId9">
         <w:r>
           <w:rPr>
             <w:rFonts w:ascii="Times New Roman" w:eastAsia="Times New Roman" w:hAnsi="Times New Roman" w:cs="Times New Roman"/>
@@ -2209,8 +1696,8 @@
           <w:szCs w:val="24"/>
         </w:rPr>
       </w:pPr>
-      <w:bookmarkStart w:id="1" w:name="_heading=h.qhr38nb9eupr" w:colFirst="0" w:colLast="0"/>
-      <w:bookmarkEnd w:id="1"/>
+      <w:bookmarkStart w:id="2" w:name="_heading=h.qhr38nb9eupr" w:colFirst="0" w:colLast="0"/>
+      <w:bookmarkEnd w:id="2"/>
       <w:r>
         <w:rPr>
           <w:rFonts w:ascii="Times New Roman" w:eastAsia="Times New Roman" w:hAnsi="Times New Roman" w:cs="Times New Roman"/>
@@ -2254,15 +1741,7 @@
           <w:sz w:val="24"/>
           <w:szCs w:val="24"/>
         </w:rPr>
-        <w:t xml:space="preserve"> Notebook be</w:t>
-      </w:r>
-      <w:r>
-        <w:rPr>
-          <w:rFonts w:ascii="Times New Roman" w:eastAsia="Times New Roman" w:hAnsi="Times New Roman" w:cs="Times New Roman"/>
-          <w:sz w:val="24"/>
-          <w:szCs w:val="24"/>
-        </w:rPr>
-        <w:t>fore loading it to the Hadoop Distributed File System (HDFS).</w:t>
+        <w:t xml:space="preserve"> Notebook before loading it to the Hadoop Distributed File System (HDFS).</w:t>
       </w:r>
     </w:p>
     <w:p>
@@ -2374,8 +1853,8 @@
           <w:szCs w:val="24"/>
         </w:rPr>
       </w:pPr>
-      <w:bookmarkStart w:id="2" w:name="_heading=h.z0s4p69w5mi7" w:colFirst="0" w:colLast="0"/>
-      <w:bookmarkEnd w:id="2"/>
+      <w:bookmarkStart w:id="3" w:name="_heading=h.z0s4p69w5mi7" w:colFirst="0" w:colLast="0"/>
+      <w:bookmarkEnd w:id="3"/>
       <w:r>
         <w:rPr>
           <w:rFonts w:ascii="Times New Roman" w:eastAsia="Times New Roman" w:hAnsi="Times New Roman" w:cs="Times New Roman"/>
@@ -2383,15 +1862,7 @@
           <w:szCs w:val="24"/>
         </w:rPr>
         <w:lastRenderedPageBreak/>
-        <w:t>Environmen</w:t>
-      </w:r>
-      <w:r>
-        <w:rPr>
-          <w:rFonts w:ascii="Times New Roman" w:eastAsia="Times New Roman" w:hAnsi="Times New Roman" w:cs="Times New Roman"/>
-          <w:sz w:val="24"/>
-          <w:szCs w:val="24"/>
-        </w:rPr>
-        <w:t>t and Notebook Configuration</w:t>
+        <w:t>Environment and Notebook Configuration</w:t>
       </w:r>
     </w:p>
     <w:p>
@@ -2410,23 +1881,7 @@
           <w:sz w:val="24"/>
           <w:szCs w:val="24"/>
         </w:rPr>
-        <w:t>Upon completing the data cleaning, the subsequent analysis on the exploratory data analysis (EDA) was transitioned into an Apache Zeppelin. The zeppelin notebook used for this stage is exported and saved in a JSON format. The r</w:t>
-      </w:r>
-      <w:r>
-        <w:rPr>
-          <w:rFonts w:ascii="Times New Roman" w:eastAsia="Times New Roman" w:hAnsi="Times New Roman" w:cs="Times New Roman"/>
-          <w:sz w:val="24"/>
-          <w:szCs w:val="24"/>
-        </w:rPr>
-        <w:t xml:space="preserve">aw code can be viewed using a standard text editor for example Notepad++. However, the Zeppelin notebook environment and its execution paths are strictly coupled with the Hadoop ecosystem. Therefore, to access the code, we need to ensure that our computer </w:t>
-      </w:r>
-      <w:r>
-        <w:rPr>
-          <w:rFonts w:ascii="Times New Roman" w:eastAsia="Times New Roman" w:hAnsi="Times New Roman" w:cs="Times New Roman"/>
-          <w:sz w:val="24"/>
-          <w:szCs w:val="24"/>
-        </w:rPr>
-        <w:t>has a compatible environment where the Hadoop Cluster, Apache Spark and Apache Zeppelin are fully installed and configured.</w:t>
+        <w:t>Upon completing the data cleaning, the subsequent analysis on the exploratory data analysis (EDA) was transitioned into an Apache Zeppelin. The zeppelin notebook used for this stage is exported and saved in a JSON format. The raw code can be viewed using a standard text editor for example Notepad++. However, the Zeppelin notebook environment and its execution paths are strictly coupled with the Hadoop ecosystem. Therefore, to access the code, we need to ensure that our computer has a compatible environment where the Hadoop Cluster, Apache Spark and Apache Zeppelin are fully installed and configured.</w:t>
       </w:r>
     </w:p>
     <w:p>
@@ -2445,15 +1900,7 @@
           <w:sz w:val="24"/>
           <w:szCs w:val="24"/>
         </w:rPr>
-        <w:t xml:space="preserve">In short, the exported notebook can only be fully operated and executed within a Hadoop environment. With the environment fully set </w:t>
-      </w:r>
-      <w:r>
-        <w:rPr>
-          <w:rFonts w:ascii="Times New Roman" w:eastAsia="Times New Roman" w:hAnsi="Times New Roman" w:cs="Times New Roman"/>
-          <w:sz w:val="24"/>
-          <w:szCs w:val="24"/>
-        </w:rPr>
-        <w:t>up, the system is now ready for the EDA utilizing the SQL queries inside the Apache Zeppelin.</w:t>
+        <w:t>In short, the exported notebook can only be fully operated and executed within a Hadoop environment. With the environment fully set up, the system is now ready for the EDA utilizing the SQL queries inside the Apache Zeppelin.</w:t>
       </w:r>
     </w:p>
     <w:p>
@@ -2507,7 +1954,7 @@
                     <pic:cNvPicPr preferRelativeResize="0"/>
                   </pic:nvPicPr>
                   <pic:blipFill>
-                    <a:blip r:embed="rId12"/>
+                    <a:blip r:embed="rId10"/>
                     <a:srcRect/>
                     <a:stretch>
                       <a:fillRect/>
@@ -2592,8 +2039,8 @@
           <w:szCs w:val="24"/>
         </w:rPr>
       </w:pPr>
-      <w:bookmarkStart w:id="3" w:name="_heading=h.ty7c12z16xge" w:colFirst="0" w:colLast="0"/>
-      <w:bookmarkEnd w:id="3"/>
+      <w:bookmarkStart w:id="4" w:name="_heading=h.ty7c12z16xge" w:colFirst="0" w:colLast="0"/>
+      <w:bookmarkEnd w:id="4"/>
       <w:r>
         <w:rPr>
           <w:rFonts w:ascii="Times New Roman" w:eastAsia="Times New Roman" w:hAnsi="Times New Roman" w:cs="Times New Roman"/>
@@ -2774,7 +2221,7 @@
                     <pic:cNvPicPr preferRelativeResize="0"/>
                   </pic:nvPicPr>
                   <pic:blipFill>
-                    <a:blip r:embed="rId13"/>
+                    <a:blip r:embed="rId11"/>
                     <a:srcRect/>
                     <a:stretch>
                       <a:fillRect/>
@@ -2863,8 +2310,6 @@
         </w:rPr>
         <w:t>.</w:t>
       </w:r>
-      <w:bookmarkStart w:id="4" w:name="_GoBack"/>
-      <w:bookmarkEnd w:id="4"/>
     </w:p>
     <w:p>
       <w:pPr>
@@ -2911,7 +2356,7 @@
                     <pic:cNvPicPr preferRelativeResize="0"/>
                   </pic:nvPicPr>
                   <pic:blipFill>
-                    <a:blip r:embed="rId14"/>
+                    <a:blip r:embed="rId12"/>
                     <a:srcRect b="55977"/>
                     <a:stretch>
                       <a:fillRect/>
@@ -2996,15 +2441,7 @@
           <w:szCs w:val="24"/>
         </w:rPr>
         <w:lastRenderedPageBreak/>
-        <w:t>Finally, to verify a seamless integration between the HDFS and the Apache Zeppelin, a test aggregat</w:t>
-      </w:r>
-      <w:r>
-        <w:rPr>
-          <w:rFonts w:ascii="Times New Roman" w:eastAsia="Times New Roman" w:hAnsi="Times New Roman" w:cs="Times New Roman"/>
-          <w:sz w:val="24"/>
-          <w:szCs w:val="24"/>
-        </w:rPr>
-        <w:t>ion query was executed. We apply data scaling using the log transformation (log 10) on the total sale to mitigate data skewness. The code and the corresponding result are captured in Figure 3 below.</w:t>
+        <w:t>Finally, to verify a seamless integration between the HDFS and the Apache Zeppelin, a test aggregation query was executed. We apply data scaling using the log transformation (log 10) on the total sale to mitigate data skewness. The code and the corresponding result are captured in Figure 3 below.</w:t>
       </w:r>
     </w:p>
     <w:p>
@@ -3042,7 +2479,7 @@
                     <pic:cNvPicPr preferRelativeResize="0"/>
                   </pic:nvPicPr>
                   <pic:blipFill>
-                    <a:blip r:embed="rId15"/>
+                    <a:blip r:embed="rId13"/>
                     <a:srcRect/>
                     <a:stretch>
                       <a:fillRect/>
@@ -3097,7 +2534,7 @@
                     <pic:cNvPicPr preferRelativeResize="0"/>
                   </pic:nvPicPr>
                   <pic:blipFill>
-                    <a:blip r:embed="rId16"/>
+                    <a:blip r:embed="rId14"/>
                     <a:srcRect/>
                     <a:stretch>
                       <a:fillRect/>
@@ -3277,15 +2714,7 @@
           <w:sz w:val="24"/>
           <w:szCs w:val="24"/>
         </w:rPr>
-        <w:t>A comprehensive audit was executed to qua</w:t>
-      </w:r>
-      <w:r>
-        <w:rPr>
-          <w:rFonts w:ascii="Times New Roman" w:eastAsia="Times New Roman" w:hAnsi="Times New Roman" w:cs="Times New Roman"/>
-          <w:sz w:val="24"/>
-          <w:szCs w:val="24"/>
-        </w:rPr>
-        <w:t>ntify the extent of the missing value across the dataset as per Figure 5 below.</w:t>
+        <w:t>A comprehensive audit was executed to quantify the extent of the missing value across the dataset as per Figure 5 below.</w:t>
       </w:r>
     </w:p>
     <w:p>
@@ -3319,7 +2748,7 @@
                     <pic:cNvPicPr preferRelativeResize="0"/>
                   </pic:nvPicPr>
                   <pic:blipFill>
-                    <a:blip r:embed="rId17"/>
+                    <a:blip r:embed="rId15"/>
                     <a:srcRect/>
                     <a:stretch>
                       <a:fillRect/>
@@ -3418,7 +2847,7 @@
                     <pic:cNvPicPr preferRelativeResize="0"/>
                   </pic:nvPicPr>
                   <pic:blipFill>
-                    <a:blip r:embed="rId18"/>
+                    <a:blip r:embed="rId16"/>
                     <a:srcRect/>
                     <a:stretch>
                       <a:fillRect/>
@@ -3474,7 +2903,7 @@
                     <pic:cNvPicPr preferRelativeResize="0"/>
                   </pic:nvPicPr>
                   <pic:blipFill>
-                    <a:blip r:embed="rId19"/>
+                    <a:blip r:embed="rId17"/>
                     <a:srcRect/>
                     <a:stretch>
                       <a:fillRect/>
@@ -3537,7 +2966,7 @@
                     <pic:cNvPicPr preferRelativeResize="0"/>
                   </pic:nvPicPr>
                   <pic:blipFill>
-                    <a:blip r:embed="rId20"/>
+                    <a:blip r:embed="rId18"/>
                     <a:srcRect/>
                     <a:stretch>
                       <a:fillRect/>
@@ -3608,15 +3037,7 @@
           <w:sz w:val="24"/>
           <w:szCs w:val="24"/>
         </w:rPr>
-        <w:t>Nevertheless, the study would like to demonstrate the capabilities of Apache Zeppelin environment to perform the data engineering as per attached above. For example, missing product name information can be solved using a historical SKU lookup table, LEFT J</w:t>
-      </w:r>
-      <w:r>
-        <w:rPr>
-          <w:rFonts w:ascii="Times New Roman" w:eastAsia="Times New Roman" w:hAnsi="Times New Roman" w:cs="Times New Roman"/>
-          <w:sz w:val="24"/>
-          <w:szCs w:val="24"/>
-        </w:rPr>
-        <w:t>OIN structure and COALESCE functions. From the command above there is no missing value on the product name as it has been cleaned earlier before feeding it in the HDFS.</w:t>
+        <w:t>Nevertheless, the study would like to demonstrate the capabilities of Apache Zeppelin environment to perform the data engineering as per attached above. For example, missing product name information can be solved using a historical SKU lookup table, LEFT JOIN structure and COALESCE functions. From the command above there is no missing value on the product name as it has been cleaned earlier before feeding it in the HDFS.</w:t>
       </w:r>
     </w:p>
     <w:p>
@@ -3653,15 +3074,7 @@
           <w:sz w:val="24"/>
           <w:szCs w:val="24"/>
         </w:rPr>
-        <w:t xml:space="preserve"> Noteb</w:t>
-      </w:r>
-      <w:r>
-        <w:rPr>
-          <w:rFonts w:ascii="Times New Roman" w:eastAsia="Times New Roman" w:hAnsi="Times New Roman" w:cs="Times New Roman"/>
-          <w:sz w:val="24"/>
-          <w:szCs w:val="24"/>
-        </w:rPr>
-        <w:t>ook environment before feeding the data into the HDFS.</w:t>
+        <w:t xml:space="preserve"> Notebook environment before feeding the data into the HDFS.</w:t>
       </w:r>
     </w:p>
     <w:p>
@@ -3725,15 +3138,7 @@
           <w:sz w:val="24"/>
           <w:szCs w:val="24"/>
         </w:rPr>
-        <w:t>In a retail dataset, a common data integrity issue arises when a single unique identifier SKU is tied to a multiple product name. Hence, a validation query was executed using</w:t>
-      </w:r>
-      <w:r>
-        <w:rPr>
-          <w:rFonts w:ascii="Times New Roman" w:eastAsia="Times New Roman" w:hAnsi="Times New Roman" w:cs="Times New Roman"/>
-          <w:sz w:val="24"/>
-          <w:szCs w:val="24"/>
-        </w:rPr>
-        <w:t xml:space="preserve"> </w:t>
+        <w:t xml:space="preserve">In a retail dataset, a common data integrity issue arises when a single unique identifier SKU is tied to a multiple product name. Hence, a validation query was executed using </w:t>
       </w:r>
       <w:proofErr w:type="gramStart"/>
       <w:r>
@@ -3797,7 +3202,7 @@
                     <pic:cNvPicPr preferRelativeResize="0"/>
                   </pic:nvPicPr>
                   <pic:blipFill>
-                    <a:blip r:embed="rId21"/>
+                    <a:blip r:embed="rId19"/>
                     <a:srcRect/>
                     <a:stretch>
                       <a:fillRect/>
@@ -3902,15 +3307,7 @@
           <w:szCs w:val="24"/>
         </w:rPr>
         <w:lastRenderedPageBreak/>
-        <w:t>Hence, the study must standardize the pro</w:t>
-      </w:r>
-      <w:r>
-        <w:rPr>
-          <w:rFonts w:ascii="Times New Roman" w:eastAsia="Times New Roman" w:hAnsi="Times New Roman" w:cs="Times New Roman"/>
-          <w:sz w:val="24"/>
-          <w:szCs w:val="24"/>
-        </w:rPr>
-        <w:t>duct name convention to achieve correct analysis and finding. The data unification process is performed. The product name can be mapped to each unique SKU by extracting the maximum string value of the product name as shown in Figure 8 below.</w:t>
+        <w:t>Hence, the study must standardize the product name convention to achieve correct analysis and finding. The data unification process is performed. The product name can be mapped to each unique SKU by extracting the maximum string value of the product name as shown in Figure 8 below.</w:t>
       </w:r>
     </w:p>
     <w:p>
@@ -3944,7 +3341,7 @@
                     <pic:cNvPicPr preferRelativeResize="0"/>
                   </pic:nvPicPr>
                   <pic:blipFill>
-                    <a:blip r:embed="rId22"/>
+                    <a:blip r:embed="rId20"/>
                     <a:srcRect/>
                     <a:stretch>
                       <a:fillRect/>
@@ -3998,7 +3395,7 @@
                     <pic:cNvPicPr preferRelativeResize="0"/>
                   </pic:nvPicPr>
                   <pic:blipFill>
-                    <a:blip r:embed="rId23"/>
+                    <a:blip r:embed="rId21"/>
                     <a:srcRect/>
                     <a:stretch>
                       <a:fillRect/>
@@ -4065,7 +3462,7 @@
                     <pic:cNvPicPr preferRelativeResize="0"/>
                   </pic:nvPicPr>
                   <pic:blipFill>
-                    <a:blip r:embed="rId24"/>
+                    <a:blip r:embed="rId22"/>
                     <a:srcRect/>
                     <a:stretch>
                       <a:fillRect/>
@@ -4117,18 +3514,7 @@
           <w:sz w:val="24"/>
           <w:szCs w:val="24"/>
         </w:rPr>
-        <w:t>Figure 8</w:t>
-      </w:r>
-      <w:r>
-        <w:rPr>
-          <w:rFonts w:ascii="Times New Roman" w:eastAsia="Times New Roman" w:hAnsi="Times New Roman" w:cs="Times New Roman"/>
-          <w:i/>
-          <w:iCs/>
-          <w:color w:val="44546A"/>
-          <w:sz w:val="24"/>
-          <w:szCs w:val="24"/>
-        </w:rPr>
-        <w:t>: Product Mapping</w:t>
+        <w:t>Figure 8: Product Mapping</w:t>
       </w:r>
     </w:p>
     <w:p>
@@ -4148,15 +3534,7 @@
           <w:szCs w:val="24"/>
         </w:rPr>
         <w:lastRenderedPageBreak/>
-        <w:t>From the executed result in Figure 8 above, there are no longer duplicate product names. This is because the query returned an empty result. This outcome confirms that the dataset maintaining each unique SKU only contains one product name</w:t>
-      </w:r>
-      <w:r>
-        <w:rPr>
-          <w:rFonts w:ascii="Times New Roman" w:eastAsia="Times New Roman" w:hAnsi="Times New Roman" w:cs="Times New Roman"/>
-          <w:sz w:val="24"/>
-          <w:szCs w:val="24"/>
-        </w:rPr>
-        <w:t>. This action is necessary to reduce risk of product name ambiguity or data fragmentation during the subsequent EDA and subsequent analysis.</w:t>
+        <w:t>From the executed result in Figure 8 above, there are no longer duplicate product names. This is because the query returned an empty result. This outcome confirms that the dataset maintaining each unique SKU only contains one product name. This action is necessary to reduce risk of product name ambiguity or data fragmentation during the subsequent EDA and subsequent analysis.</w:t>
       </w:r>
     </w:p>
     <w:p>
@@ -4220,15 +3598,7 @@
           <w:sz w:val="24"/>
           <w:szCs w:val="24"/>
         </w:rPr>
-        <w:t>Apart from the inconsistent product name, the raw online retail data contains an identical column name where every single row matches as showed on Figure 9 below. The duplicate data entry could artificially inflate the sales figure and skew the final stati</w:t>
-      </w:r>
-      <w:r>
-        <w:rPr>
-          <w:rFonts w:ascii="Times New Roman" w:eastAsia="Times New Roman" w:hAnsi="Times New Roman" w:cs="Times New Roman"/>
-          <w:sz w:val="24"/>
-          <w:szCs w:val="24"/>
-        </w:rPr>
-        <w:t xml:space="preserve">stical metrics. Hence, final data cleansing step was conducted using the command in Figure 10 below. </w:t>
+        <w:t xml:space="preserve">Apart from the inconsistent product name, the raw online retail data contains an identical column name where every single row matches as showed on Figure 9 below. The duplicate data entry could artificially inflate the sales figure and skew the final statistical metrics. Hence, final data cleansing step was conducted using the command in Figure 10 below. </w:t>
       </w:r>
       <w:r>
         <w:rPr>
@@ -4251,7 +3621,7 @@
                     <pic:cNvPicPr preferRelativeResize="0"/>
                   </pic:nvPicPr>
                   <pic:blipFill>
-                    <a:blip r:embed="rId25"/>
+                    <a:blip r:embed="rId23"/>
                     <a:srcRect/>
                     <a:stretch>
                       <a:fillRect/>
@@ -4339,7 +3709,7 @@
                     <pic:cNvPicPr preferRelativeResize="0"/>
                   </pic:nvPicPr>
                   <pic:blipFill>
-                    <a:blip r:embed="rId26"/>
+                    <a:blip r:embed="rId24"/>
                     <a:srcRect/>
                     <a:stretch>
                       <a:fillRect/>
@@ -4382,7 +3752,7 @@
                     <pic:cNvPicPr preferRelativeResize="0"/>
                   </pic:nvPicPr>
                   <pic:blipFill>
-                    <a:blip r:embed="rId27"/>
+                    <a:blip r:embed="rId25"/>
                     <a:srcRect b="20255"/>
                     <a:stretch>
                       <a:fillRect/>
@@ -4437,7 +3807,7 @@
                     <pic:cNvPicPr preferRelativeResize="0"/>
                   </pic:nvPicPr>
                   <pic:blipFill>
-                    <a:blip r:embed="rId28"/>
+                    <a:blip r:embed="rId26"/>
                     <a:srcRect/>
                     <a:stretch>
                       <a:fillRect/>
@@ -4555,15 +3925,7 @@
           <w:sz w:val="24"/>
           <w:szCs w:val="24"/>
         </w:rPr>
-        <w:t>With all the data inconsist</w:t>
-      </w:r>
-      <w:r>
-        <w:rPr>
-          <w:rFonts w:ascii="Times New Roman" w:eastAsia="Times New Roman" w:hAnsi="Times New Roman" w:cs="Times New Roman"/>
-          <w:sz w:val="24"/>
-          <w:szCs w:val="24"/>
-        </w:rPr>
-        <w:t>encies, duplicate rows being resolved through Figure 4 until 9, the dataset has achieved a full correct structural data integrity and can be fed into the analysis.</w:t>
+        <w:t>With all the data inconsistencies, duplicate rows being resolved through Figure 4 until 9, the dataset has achieved a full correct structural data integrity and can be fed into the analysis.</w:t>
       </w:r>
     </w:p>
     <w:p>
@@ -4605,15 +3967,7 @@
           <w:sz w:val="24"/>
           <w:szCs w:val="24"/>
         </w:rPr>
-        <w:t>There are several new features added directly wi</w:t>
-      </w:r>
-      <w:r>
-        <w:rPr>
-          <w:rFonts w:ascii="Times New Roman" w:eastAsia="Times New Roman" w:hAnsi="Times New Roman" w:cs="Times New Roman"/>
-          <w:sz w:val="24"/>
-          <w:szCs w:val="24"/>
-        </w:rPr>
-        <w:t xml:space="preserve">thin the Apache Environment using the Spark SQL. to support a comprehensive analysis of the purchase trend. The purpose of the transformation is to convert a meaningful time-based metric that could be extracted based on existing features </w:t>
+        <w:t xml:space="preserve">There are several new features added directly within the Apache Environment using the Spark SQL. to support a comprehensive analysis of the purchase trend. The purpose of the transformation is to convert a meaningful time-based metric that could be extracted based on existing features </w:t>
       </w:r>
       <w:proofErr w:type="spellStart"/>
       <w:r>
@@ -4650,15 +4004,7 @@
           <w:sz w:val="24"/>
           <w:szCs w:val="24"/>
         </w:rPr>
-        <w:t>As di</w:t>
-      </w:r>
-      <w:r>
-        <w:rPr>
-          <w:rFonts w:ascii="Times New Roman" w:eastAsia="Times New Roman" w:hAnsi="Times New Roman" w:cs="Times New Roman"/>
-          <w:sz w:val="24"/>
-          <w:szCs w:val="24"/>
-        </w:rPr>
-        <w:t>splayed by the query within Figure 11, the transaction timestamps were being divided into specific months and hours. Additionally, the study has also further classified the date into the two major categories which are weekend and weekday.</w:t>
+        <w:t>As displayed by the query within Figure 11, the transaction timestamps were being divided into specific months and hours. Additionally, the study has also further classified the date into the two major categories which are weekend and weekday.</w:t>
       </w:r>
     </w:p>
     <w:p>
@@ -4677,15 +4023,7 @@
           <w:sz w:val="24"/>
           <w:szCs w:val="24"/>
         </w:rPr>
-        <w:t>Additionally, the</w:t>
-      </w:r>
-      <w:r>
-        <w:rPr>
-          <w:rFonts w:ascii="Times New Roman" w:eastAsia="Times New Roman" w:hAnsi="Times New Roman" w:cs="Times New Roman"/>
-          <w:sz w:val="24"/>
-          <w:szCs w:val="24"/>
-        </w:rPr>
-        <w:t xml:space="preserve"> exact hour of the transactions was also mapped into four operational shifts to identify patterns of shipping among the online customer.</w:t>
+        <w:t>Additionally, the exact hour of the transactions was also mapped into four operational shifts to identify patterns of shipping among the online customer.</w:t>
       </w:r>
     </w:p>
     <w:p>
@@ -4704,15 +4042,7 @@
           <w:sz w:val="24"/>
           <w:szCs w:val="24"/>
         </w:rPr>
-        <w:t>The time is categorized as Morning (6am – 11.59pm), Afternoon (12pm-3.59pm), Evening (4pm-859pm and Late Night (9pm – 5</w:t>
-      </w:r>
-      <w:r>
-        <w:rPr>
-          <w:rFonts w:ascii="Times New Roman" w:eastAsia="Times New Roman" w:hAnsi="Times New Roman" w:cs="Times New Roman"/>
-          <w:sz w:val="24"/>
-          <w:szCs w:val="24"/>
-        </w:rPr>
-        <w:t>.59am).</w:t>
+        <w:t>The time is categorized as Morning (6am – 11.59pm), Afternoon (12pm-3.59pm), Evening (4pm-859pm and Late Night (9pm – 5.59am).</w:t>
       </w:r>
     </w:p>
     <w:p>
@@ -4795,7 +4125,7 @@
                     <pic:cNvPicPr preferRelativeResize="0"/>
                   </pic:nvPicPr>
                   <pic:blipFill>
-                    <a:blip r:embed="rId29"/>
+                    <a:blip r:embed="rId27"/>
                     <a:srcRect/>
                     <a:stretch>
                       <a:fillRect/>
@@ -4891,15 +4221,7 @@
           <w:szCs w:val="24"/>
         </w:rPr>
         <w:lastRenderedPageBreak/>
-        <w:t>Explanatory Data Analysis (ED</w:t>
-      </w:r>
-      <w:r>
-        <w:rPr>
-          <w:rFonts w:ascii="Times New Roman" w:eastAsia="Times New Roman" w:hAnsi="Times New Roman" w:cs="Times New Roman"/>
-          <w:sz w:val="24"/>
-          <w:szCs w:val="24"/>
-        </w:rPr>
-        <w:t>A)</w:t>
+        <w:t>Explanatory Data Analysis (EDA)</w:t>
       </w:r>
     </w:p>
     <w:p>
@@ -4918,15 +4240,7 @@
           <w:sz w:val="24"/>
           <w:szCs w:val="24"/>
         </w:rPr>
-        <w:t>Once the dataset was fully enriched with all the temporal features, the EDA process was carried out accordingly. One of the primary reasons for selecting Apache Zeppelin in this study is because the environment has a built-in interactive visualization c</w:t>
-      </w:r>
-      <w:r>
-        <w:rPr>
-          <w:rFonts w:ascii="Times New Roman" w:eastAsia="Times New Roman" w:hAnsi="Times New Roman" w:cs="Times New Roman"/>
-          <w:sz w:val="24"/>
-          <w:szCs w:val="24"/>
-        </w:rPr>
-        <w:t xml:space="preserve">apability. It allows users to automatically generate the explanatory plots directly from a SQL query output without requiring an additional plotting library such as Matplotlib or Seaborn. </w:t>
+        <w:t xml:space="preserve">Once the dataset was fully enriched with all the temporal features, the EDA process was carried out accordingly. One of the primary reasons for selecting Apache Zeppelin in this study is because the environment has a built-in interactive visualization capability. It allows users to automatically generate the explanatory plots directly from a SQL query output without requiring an additional plotting library such as Matplotlib or Seaborn. </w:t>
       </w:r>
     </w:p>
     <w:p>
@@ -4964,15 +4278,7 @@
           <w:sz w:val="24"/>
           <w:szCs w:val="24"/>
         </w:rPr>
-        <w:t>Hence, utilizing these capabilities the study can e</w:t>
-      </w:r>
-      <w:r>
-        <w:rPr>
-          <w:rFonts w:ascii="Times New Roman" w:eastAsia="Times New Roman" w:hAnsi="Times New Roman" w:cs="Times New Roman"/>
-          <w:sz w:val="24"/>
-          <w:szCs w:val="24"/>
-        </w:rPr>
-        <w:t>ffortlessly execute multiple analytical queries to uncover customer behaviour patterns in the online retail data.</w:t>
+        <w:t>Hence, utilizing these capabilities the study can effortlessly execute multiple analytical queries to uncover customer behaviour patterns in the online retail data.</w:t>
       </w:r>
     </w:p>
     <w:p>
@@ -5035,15 +4341,7 @@
           <w:sz w:val="24"/>
           <w:szCs w:val="24"/>
         </w:rPr>
-        <w:t>, the gross sale figures were aggregated across the multiple t</w:t>
-      </w:r>
-      <w:r>
-        <w:rPr>
-          <w:rFonts w:ascii="Times New Roman" w:eastAsia="Times New Roman" w:hAnsi="Times New Roman" w:cs="Times New Roman"/>
-          <w:sz w:val="24"/>
-          <w:szCs w:val="24"/>
-        </w:rPr>
-        <w:t>ime dimensions extracted during the feature engineering stage earlier.</w:t>
+        <w:t>, the gross sale figures were aggregated across the multiple time dimensions extracted during the feature engineering stage earlier.</w:t>
       </w:r>
     </w:p>
     <w:p>
@@ -5136,7 +4434,7 @@
                     <pic:cNvPicPr preferRelativeResize="0"/>
                   </pic:nvPicPr>
                   <pic:blipFill>
-                    <a:blip r:embed="rId30"/>
+                    <a:blip r:embed="rId28"/>
                     <a:srcRect b="68247"/>
                     <a:stretch>
                       <a:fillRect/>
@@ -5179,7 +4477,7 @@
                     <pic:cNvPicPr preferRelativeResize="0"/>
                   </pic:nvPicPr>
                   <pic:blipFill>
-                    <a:blip r:embed="rId31"/>
+                    <a:blip r:embed="rId29"/>
                     <a:srcRect/>
                     <a:stretch>
                       <a:fillRect/>
@@ -5250,23 +4548,7 @@
           <w:sz w:val="24"/>
           <w:szCs w:val="24"/>
         </w:rPr>
-        <w:t>From the Figure 12 above, t</w:t>
-      </w:r>
-      <w:r>
-        <w:rPr>
-          <w:rFonts w:ascii="Times New Roman" w:eastAsia="Times New Roman" w:hAnsi="Times New Roman" w:cs="Times New Roman"/>
-          <w:sz w:val="24"/>
-          <w:szCs w:val="24"/>
-        </w:rPr>
-        <w:t>here is an obvious peak sale in the fourth quarter of the month, specifically in October 2010. The spike in sales during the final quarter is a common seasonal pattern that exists in the retail industry which normally drives by the year-end holiday shoppin</w:t>
-      </w:r>
-      <w:r>
-        <w:rPr>
-          <w:rFonts w:ascii="Times New Roman" w:eastAsia="Times New Roman" w:hAnsi="Times New Roman" w:cs="Times New Roman"/>
-          <w:sz w:val="24"/>
-          <w:szCs w:val="24"/>
-        </w:rPr>
-        <w:t>g, promotional campaigns and corporate inventory clears-out. Conversely, early months of the year show a relatively stable or lower sales volume before picking up momentum in the next quarter.</w:t>
+        <w:t>From the Figure 12 above, there is an obvious peak sale in the fourth quarter of the month, specifically in October 2010. The spike in sales during the final quarter is a common seasonal pattern that exists in the retail industry which normally drives by the year-end holiday shopping, promotional campaigns and corporate inventory clears-out. Conversely, early months of the year show a relatively stable or lower sales volume before picking up momentum in the next quarter.</w:t>
       </w:r>
     </w:p>
     <w:p>
@@ -5335,15 +4617,7 @@
           <w:sz w:val="24"/>
           <w:szCs w:val="24"/>
         </w:rPr>
-        <w:t xml:space="preserve">Following the macro-level seasonal </w:t>
-      </w:r>
-      <w:r>
-        <w:rPr>
-          <w:rFonts w:ascii="Times New Roman" w:eastAsia="Times New Roman" w:hAnsi="Times New Roman" w:cs="Times New Roman"/>
-          <w:sz w:val="24"/>
-          <w:szCs w:val="24"/>
-        </w:rPr>
-        <w:t xml:space="preserve">analysis, an hourly aggregation was computed to identify the specific operational periods of the day where buying </w:t>
+        <w:t xml:space="preserve">Following the macro-level seasonal analysis, an hourly aggregation was computed to identify the specific operational periods of the day where buying </w:t>
       </w:r>
       <w:proofErr w:type="spellStart"/>
       <w:r>
@@ -5407,7 +4681,7 @@
                     <pic:cNvPicPr preferRelativeResize="0"/>
                   </pic:nvPicPr>
                   <pic:blipFill>
-                    <a:blip r:embed="rId32"/>
+                    <a:blip r:embed="rId30"/>
                     <a:srcRect b="55512"/>
                     <a:stretch>
                       <a:fillRect/>
@@ -5462,7 +4736,7 @@
                     <pic:cNvPicPr preferRelativeResize="0"/>
                   </pic:nvPicPr>
                   <pic:blipFill>
-                    <a:blip r:embed="rId33"/>
+                    <a:blip r:embed="rId31"/>
                     <a:srcRect/>
                     <a:stretch>
                       <a:fillRect/>
@@ -5551,15 +4825,7 @@
           <w:sz w:val="24"/>
           <w:szCs w:val="24"/>
         </w:rPr>
-        <w:t xml:space="preserve"> begins as early as 7am and experience and aggressive upward momentum as the day progresses. The absolute peak sales volume occurs during the midday window, specifically between 12:00 and 13:00, indicating that cust</w:t>
-      </w:r>
-      <w:r>
-        <w:rPr>
-          <w:rFonts w:ascii="Times New Roman" w:eastAsia="Times New Roman" w:hAnsi="Times New Roman" w:cs="Times New Roman"/>
-          <w:sz w:val="24"/>
-          <w:szCs w:val="24"/>
-        </w:rPr>
-        <w:t>omers highly prefer shopping online during lunchtime or midday breaks.</w:t>
+        <w:t xml:space="preserve"> begins as early as 7am and experience and aggressive upward momentum as the day progresses. The absolute peak sales volume occurs during the midday window, specifically between 12:00 and 13:00, indicating that customers highly prefer shopping online during lunchtime or midday breaks.</w:t>
       </w:r>
     </w:p>
     <w:p>
@@ -5589,15 +4855,7 @@
           <w:sz w:val="24"/>
           <w:szCs w:val="24"/>
         </w:rPr>
-        <w:t>After 3pm, the total gross sales showed a steady and continuous decline throughout the late afternoon, eventually dropping to its lowest baseline by 8pm. This clear transactional curve</w:t>
-      </w:r>
-      <w:r>
-        <w:rPr>
-          <w:rFonts w:ascii="Times New Roman" w:eastAsia="Times New Roman" w:hAnsi="Times New Roman" w:cs="Times New Roman"/>
-          <w:sz w:val="24"/>
-          <w:szCs w:val="24"/>
-        </w:rPr>
-        <w:t xml:space="preserve"> provides critical operational insights for scheduling digital marketing campaigns, web server maintenance windows, and customer service shift planning.</w:t>
+        <w:t>After 3pm, the total gross sales showed a steady and continuous decline throughout the late afternoon, eventually dropping to its lowest baseline by 8pm. This clear transactional curve provides critical operational insights for scheduling digital marketing campaigns, web server maintenance windows, and customer service shift planning.</w:t>
       </w:r>
     </w:p>
     <w:p>
@@ -5675,15 +4933,7 @@
           <w:sz w:val="24"/>
           <w:szCs w:val="24"/>
         </w:rPr>
-        <w:t xml:space="preserve"> the </w:t>
-      </w:r>
-      <w:r>
-        <w:rPr>
-          <w:rFonts w:ascii="Times New Roman" w:eastAsia="Times New Roman" w:hAnsi="Times New Roman" w:cs="Times New Roman"/>
-          <w:sz w:val="24"/>
-          <w:szCs w:val="24"/>
-        </w:rPr>
-        <w:t xml:space="preserve">study segmented the time of the day into three main operational shifts which are Morning, Afternoon and Evening. </w:t>
+        <w:t xml:space="preserve"> the study segmented the time of the day into three main operational shifts which are Morning, Afternoon and Evening. </w:t>
       </w:r>
     </w:p>
     <w:p>
@@ -5717,7 +4967,7 @@
                     <pic:cNvPicPr preferRelativeResize="0"/>
                   </pic:nvPicPr>
                   <pic:blipFill>
-                    <a:blip r:embed="rId34"/>
+                    <a:blip r:embed="rId32"/>
                     <a:srcRect/>
                     <a:stretch>
                       <a:fillRect/>
@@ -5772,7 +5022,7 @@
                     <pic:cNvPicPr preferRelativeResize="0"/>
                   </pic:nvPicPr>
                   <pic:blipFill>
-                    <a:blip r:embed="rId35"/>
+                    <a:blip r:embed="rId33"/>
                     <a:srcRect/>
                     <a:stretch>
                       <a:fillRect/>
@@ -5843,15 +5093,7 @@
           <w:sz w:val="24"/>
           <w:szCs w:val="24"/>
         </w:rPr>
-        <w:t>From the Figure 14 above, the visualization reveals a highly concentrated buying preference durin</w:t>
-      </w:r>
-      <w:r>
-        <w:rPr>
-          <w:rFonts w:ascii="Times New Roman" w:eastAsia="Times New Roman" w:hAnsi="Times New Roman" w:cs="Times New Roman"/>
-          <w:sz w:val="24"/>
-          <w:szCs w:val="24"/>
-        </w:rPr>
-        <w:t>g specific periods of the day. The Afternoon shift clearly dominates the chart, capturing the absolute highest volume of gross sales followed by the Morning shift.</w:t>
+        <w:t>From the Figure 14 above, the visualization reveals a highly concentrated buying preference during specific periods of the day. The Afternoon shift clearly dominates the chart, capturing the absolute highest volume of gross sales followed by the Morning shift.</w:t>
       </w:r>
     </w:p>
     <w:p>
@@ -5870,23 +5112,7 @@
           <w:sz w:val="24"/>
           <w:szCs w:val="24"/>
         </w:rPr>
-        <w:t>In contrast, the transaction levels are negligible minimum during the Evening shift. This di</w:t>
-      </w:r>
-      <w:r>
-        <w:rPr>
-          <w:rFonts w:ascii="Times New Roman" w:eastAsia="Times New Roman" w:hAnsi="Times New Roman" w:cs="Times New Roman"/>
-          <w:sz w:val="24"/>
-          <w:szCs w:val="24"/>
-        </w:rPr>
-        <w:t>stinct breakdown confirms that the platform's primary consumer traffic is highly active during daylight business hours which are from morning until late afternoon. Thus, these two shifts served as the most critical windows for launching time-sensitive prom</w:t>
-      </w:r>
-      <w:r>
-        <w:rPr>
-          <w:rFonts w:ascii="Times New Roman" w:eastAsia="Times New Roman" w:hAnsi="Times New Roman" w:cs="Times New Roman"/>
-          <w:sz w:val="24"/>
-          <w:szCs w:val="24"/>
-        </w:rPr>
-        <w:t>otions and maintaining high system availability.</w:t>
+        <w:t>In contrast, the transaction levels are negligible minimum during the Evening shift. This distinct breakdown confirms that the platform's primary consumer traffic is highly active during daylight business hours which are from morning until late afternoon. Thus, these two shifts served as the most critical windows for launching time-sensitive promotions and maintaining high system availability.</w:t>
       </w:r>
     </w:p>
     <w:p>
@@ -5991,7 +5217,7 @@
                     <pic:cNvPicPr preferRelativeResize="0"/>
                   </pic:nvPicPr>
                   <pic:blipFill>
-                    <a:blip r:embed="rId36"/>
+                    <a:blip r:embed="rId34"/>
                     <a:srcRect/>
                     <a:stretch>
                       <a:fillRect/>
@@ -6046,7 +5272,7 @@
                     <pic:cNvPicPr preferRelativeResize="0"/>
                   </pic:nvPicPr>
                   <pic:blipFill>
-                    <a:blip r:embed="rId37"/>
+                    <a:blip r:embed="rId35"/>
                     <a:srcRect/>
                     <a:stretch>
                       <a:fillRect/>
@@ -6165,23 +5391,7 @@
           <w:sz w:val="24"/>
           <w:szCs w:val="24"/>
         </w:rPr>
-        <w:t xml:space="preserve"> the t</w:t>
-      </w:r>
-      <w:r>
-        <w:rPr>
-          <w:rFonts w:ascii="Times New Roman" w:eastAsia="Times New Roman" w:hAnsi="Times New Roman" w:cs="Times New Roman"/>
-          <w:sz w:val="24"/>
-          <w:szCs w:val="24"/>
-        </w:rPr>
-        <w:t>wo day categories. Sales are heavily concentrated on the weekday while the weekend shows a minimal revenue contribution. The drastic drop of sales during weekends suggests that the online retail platform is primarily utilized by commercial entities, wholes</w:t>
-      </w:r>
-      <w:r>
-        <w:rPr>
-          <w:rFonts w:ascii="Times New Roman" w:eastAsia="Times New Roman" w:hAnsi="Times New Roman" w:cs="Times New Roman"/>
-          <w:sz w:val="24"/>
-          <w:szCs w:val="24"/>
-        </w:rPr>
-        <w:t>alers, or business-oriented buyers who operate strictly during standard working days. This insight complements the findings found in the subsequent EDA which suggest a strong presence of Business-to-Business (B2B) buying activities within the ecosystem.</w:t>
+        <w:t xml:space="preserve"> the two day categories. Sales are heavily concentrated on the weekday while the weekend shows a minimal revenue contribution. The drastic drop of sales during weekends suggests that the online retail platform is primarily utilized by commercial entities, wholesalers, or business-oriented buyers who operate strictly during standard working days. This insight complements the findings found in the subsequent EDA which suggest a strong presence of Business-to-Business (B2B) buying activities within the ecosystem.</w:t>
       </w:r>
     </w:p>
     <w:p>
@@ -6256,7 +5466,7 @@
                     <pic:cNvPicPr preferRelativeResize="0"/>
                   </pic:nvPicPr>
                   <pic:blipFill>
-                    <a:blip r:embed="rId38"/>
+                    <a:blip r:embed="rId36"/>
                     <a:srcRect/>
                     <a:stretch>
                       <a:fillRect/>
@@ -6322,7 +5532,7 @@
                     <pic:cNvPicPr preferRelativeResize="0"/>
                   </pic:nvPicPr>
                   <pic:blipFill>
-                    <a:blip r:embed="rId16"/>
+                    <a:blip r:embed="rId14"/>
                     <a:srcRect/>
                     <a:stretch>
                       <a:fillRect/>
@@ -6412,15 +5622,7 @@
           <w:sz w:val="24"/>
           <w:szCs w:val="24"/>
         </w:rPr>
-        <w:t>From the Figure 16 abov</w:t>
-      </w:r>
-      <w:r>
-        <w:rPr>
-          <w:rFonts w:ascii="Times New Roman" w:eastAsia="Times New Roman" w:hAnsi="Times New Roman" w:cs="Times New Roman"/>
-          <w:sz w:val="24"/>
-          <w:szCs w:val="24"/>
-        </w:rPr>
-        <w:t xml:space="preserve">e there was a severe geographic data disparity observed. The United Kingdom (UK) stands out as the dominant primary market for this retail platform. </w:t>
+        <w:t xml:space="preserve">From the Figure 16 above there was a severe geographic data disparity observed. The United Kingdom (UK) stands out as the dominant primary market for this retail platform. </w:t>
       </w:r>
     </w:p>
     <w:p>
@@ -6439,15 +5641,7 @@
           <w:sz w:val="24"/>
           <w:szCs w:val="24"/>
         </w:rPr>
-        <w:t>Countries such as EIRE (Ireland), Netherlands, Germany, and France lead the international revenue generati</w:t>
-      </w:r>
-      <w:r>
-        <w:rPr>
-          <w:rFonts w:ascii="Times New Roman" w:eastAsia="Times New Roman" w:hAnsi="Times New Roman" w:cs="Times New Roman"/>
-          <w:sz w:val="24"/>
-          <w:szCs w:val="24"/>
-        </w:rPr>
-        <w:t>on. It indicates that the international customer base is heavily concentrated within the European region.</w:t>
+        <w:t>Countries such as EIRE (Ireland), Netherlands, Germany, and France lead the international revenue generation. It indicates that the international customer base is heavily concentrated within the European region.</w:t>
       </w:r>
     </w:p>
     <w:p>
@@ -6515,7 +5709,7 @@
                     <pic:cNvPicPr preferRelativeResize="0"/>
                   </pic:nvPicPr>
                   <pic:blipFill>
-                    <a:blip r:embed="rId39"/>
+                    <a:blip r:embed="rId37"/>
                     <a:srcRect/>
                     <a:stretch>
                       <a:fillRect/>
@@ -8616,15 +7810,7 @@
           <w:sz w:val="24"/>
           <w:szCs w:val="24"/>
         </w:rPr>
-        <w:t>. This query explicitly filters out negative quantities and invalid descriptions if they sti</w:t>
-      </w:r>
-      <w:r>
-        <w:rPr>
-          <w:rFonts w:ascii="Times New Roman" w:eastAsia="Times New Roman" w:hAnsi="Times New Roman" w:cs="Times New Roman"/>
-          <w:sz w:val="24"/>
-          <w:szCs w:val="24"/>
-        </w:rPr>
-        <w:t>ll exist. Due to the high dimensionality of comparing products across global markets, the results are presented in a structured tabular format.</w:t>
+        <w:t>. This query explicitly filters out negative quantities and invalid descriptions if they still exist. Due to the high dimensionality of comparing products across global markets, the results are presented in a structured tabular format.</w:t>
       </w:r>
     </w:p>
     <w:p>
@@ -8654,31 +7840,7 @@
           <w:sz w:val="24"/>
           <w:szCs w:val="24"/>
         </w:rPr>
-        <w:t>Based on the partitioned data in Table 1, there were several key operational insights and data profiling were d</w:t>
-      </w:r>
-      <w:r>
-        <w:rPr>
-          <w:rFonts w:ascii="Times New Roman" w:eastAsia="Times New Roman" w:hAnsi="Times New Roman" w:cs="Times New Roman"/>
-          <w:sz w:val="24"/>
-          <w:szCs w:val="24"/>
-        </w:rPr>
-        <w:t xml:space="preserve">iscovered. First, a massive demand exists for novelty, stationery, and event items, highlighted by 97,465 gliders sold in the United Kingdom, 7,176 paper cups in France, and 5,760 mini highlighter pens in Sweden. Second, household, kitchen, and decorative </w:t>
-      </w:r>
-      <w:r>
-        <w:rPr>
-          <w:rFonts w:ascii="Times New Roman" w:eastAsia="Times New Roman" w:hAnsi="Times New Roman" w:cs="Times New Roman"/>
-          <w:sz w:val="24"/>
-          <w:szCs w:val="24"/>
-        </w:rPr>
-        <w:t>goods drive the top spots in other European markets, such as 25,164 flower mugs in Denmark, 6,697 Christmas decorations in the Netherlands, and 6,000 cake cases in EIRE. The remaining international markets show a steady demand for varied consumer goods, ra</w:t>
-      </w:r>
-      <w:r>
-        <w:rPr>
-          <w:rFonts w:ascii="Times New Roman" w:eastAsia="Times New Roman" w:hAnsi="Times New Roman" w:cs="Times New Roman"/>
-          <w:sz w:val="24"/>
-          <w:szCs w:val="24"/>
-        </w:rPr>
-        <w:t>nging from over 3,000 paint sets in Australia to 1,152 clothing patches in Bermuda.</w:t>
+        <w:t>Based on the partitioned data in Table 1, there were several key operational insights and data profiling were discovered. First, a massive demand exists for novelty, stationery, and event items, highlighted by 97,465 gliders sold in the United Kingdom, 7,176 paper cups in France, and 5,760 mini highlighter pens in Sweden. Second, household, kitchen, and decorative goods drive the top spots in other European markets, such as 25,164 flower mugs in Denmark, 6,697 Christmas decorations in the Netherlands, and 6,000 cake cases in EIRE. The remaining international markets show a steady demand for varied consumer goods, ranging from over 3,000 paint sets in Australia to 1,152 clothing patches in Bermuda.</w:t>
       </w:r>
     </w:p>
     <w:p>
@@ -8739,7 +7901,7 @@
                     <pic:cNvPicPr preferRelativeResize="0"/>
                   </pic:nvPicPr>
                   <pic:blipFill>
-                    <a:blip r:embed="rId40"/>
+                    <a:blip r:embed="rId38"/>
                     <a:srcRect/>
                     <a:stretch>
                       <a:fillRect/>
@@ -8805,7 +7967,7 @@
                     <pic:cNvPicPr preferRelativeResize="0"/>
                   </pic:nvPicPr>
                   <pic:blipFill>
-                    <a:blip r:embed="rId41"/>
+                    <a:blip r:embed="rId39"/>
                     <a:srcRect/>
                     <a:stretch>
                       <a:fillRect/>
@@ -9309,16 +8471,7 @@
                 <w:sz w:val="24"/>
                 <w:szCs w:val="24"/>
               </w:rPr>
-              <w:t>Channel Islands, Portugal, EIRE, Finland,</w:t>
-            </w:r>
-            <w:r>
-              <w:rPr>
-                <w:rFonts w:ascii="Times New Roman" w:eastAsia="Times New Roman" w:hAnsi="Times New Roman" w:cs="Times New Roman"/>
-                <w:color w:val="000000"/>
-                <w:sz w:val="24"/>
-                <w:szCs w:val="24"/>
-              </w:rPr>
-              <w:t xml:space="preserve"> Norway, Nigeria, Iceland, Sweden, Unspecified</w:t>
+              <w:t>Channel Islands, Portugal, EIRE, Finland, Norway, Nigeria, Iceland, Sweden, Unspecified</w:t>
             </w:r>
           </w:p>
         </w:tc>
@@ -10519,15 +9672,7 @@
           <w:sz w:val="24"/>
           <w:szCs w:val="24"/>
         </w:rPr>
-        <w:t>To evaluate the breadth of the product popularity across the retail ecosystem in the dataset, a nested Common Table Expression (CTE) was implemented. This query identifies items that frequently appear within the “Top 10” most demanded products across multi</w:t>
-      </w:r>
-      <w:r>
-        <w:rPr>
-          <w:rFonts w:ascii="Times New Roman" w:eastAsia="Times New Roman" w:hAnsi="Times New Roman" w:cs="Times New Roman"/>
-          <w:sz w:val="24"/>
-          <w:szCs w:val="24"/>
-        </w:rPr>
-        <w:t xml:space="preserve">ple distinct countries by filtering items with cross-border traction (HAVING </w:t>
+        <w:t xml:space="preserve">To evaluate the breadth of the product popularity across the retail ecosystem in the dataset, a nested Common Table Expression (CTE) was implemented. This query identifies items that frequently appear within the “Top 10” most demanded products across multiple distinct countries by filtering items with cross-border traction (HAVING </w:t>
       </w:r>
       <w:proofErr w:type="gramStart"/>
       <w:r>
@@ -10575,15 +9720,7 @@
           <w:sz w:val="24"/>
           <w:szCs w:val="24"/>
         </w:rPr>
-        <w:t>Based on Table 2 above, the cross-border market penetration can be summarized into two core strategic insights. First, cake case is</w:t>
-      </w:r>
-      <w:r>
-        <w:rPr>
-          <w:rFonts w:ascii="Times New Roman" w:eastAsia="Times New Roman" w:hAnsi="Times New Roman" w:cs="Times New Roman"/>
-          <w:sz w:val="24"/>
-          <w:szCs w:val="24"/>
-        </w:rPr>
-        <w:t xml:space="preserve"> a global bestseller by securing a top demand spot across fourteen distinct international markets spanning Western Europe, Scandinavia, and North America. </w:t>
+        <w:t xml:space="preserve">Based on Table 2 above, the cross-border market penetration can be summarized into two core strategic insights. First, cake case is a global bestseller by securing a top demand spot across fourteen distinct international markets spanning Western Europe, Scandinavia, and North America. </w:t>
       </w:r>
     </w:p>
     <w:p>
@@ -10613,23 +9750,7 @@
           <w:sz w:val="24"/>
           <w:szCs w:val="24"/>
         </w:rPr>
-        <w:t>Second, low-cost and lightweight consumables, specifically cake cases and novelty items such as gli</w:t>
-      </w:r>
-      <w:r>
-        <w:rPr>
-          <w:rFonts w:ascii="Times New Roman" w:eastAsia="Times New Roman" w:hAnsi="Times New Roman" w:cs="Times New Roman"/>
-          <w:sz w:val="24"/>
-          <w:szCs w:val="24"/>
-        </w:rPr>
-        <w:t>ders, paint sets, and snack boxes, consistently drive the widest international footprint by appearing across five to nine different countries. Ultimately, these affordable baking accessories and everyday novelty goods served as the primary catalysts for th</w:t>
-      </w:r>
-      <w:r>
-        <w:rPr>
-          <w:rFonts w:ascii="Times New Roman" w:eastAsia="Times New Roman" w:hAnsi="Times New Roman" w:cs="Times New Roman"/>
-          <w:sz w:val="24"/>
-          <w:szCs w:val="24"/>
-        </w:rPr>
-        <w:t>e platform's recurring cross-border shipping logistics.</w:t>
+        <w:t>Second, low-cost and lightweight consumables, specifically cake cases and novelty items such as gliders, paint sets, and snack boxes, consistently drive the widest international footprint by appearing across five to nine different countries. Ultimately, these affordable baking accessories and everyday novelty goods served as the primary catalysts for the platform's recurring cross-border shipping logistics.</w:t>
       </w:r>
     </w:p>
     <w:p>
@@ -10765,7 +9886,7 @@
                     <pic:cNvPicPr preferRelativeResize="0"/>
                   </pic:nvPicPr>
                   <pic:blipFill>
-                    <a:blip r:embed="rId42"/>
+                    <a:blip r:embed="rId40"/>
                     <a:srcRect/>
                     <a:stretch>
                       <a:fillRect/>
@@ -10863,7 +9984,7 @@
                     <pic:cNvPicPr preferRelativeResize="0"/>
                   </pic:nvPicPr>
                   <pic:blipFill>
-                    <a:blip r:embed="rId43"/>
+                    <a:blip r:embed="rId41"/>
                     <a:srcRect/>
                     <a:stretch>
                       <a:fillRect/>
@@ -10934,15 +10055,7 @@
           <w:sz w:val="24"/>
           <w:szCs w:val="24"/>
         </w:rPr>
-        <w:t>Next, the study identified the top customer in the dataset so the business can protect its core revenue and prevent these high-yield accounts from churning. By identifying these specific individuals allows the company to deploy targeted retention strategie</w:t>
-      </w:r>
-      <w:r>
-        <w:rPr>
-          <w:rFonts w:ascii="Times New Roman" w:eastAsia="Times New Roman" w:hAnsi="Times New Roman" w:cs="Times New Roman"/>
-          <w:sz w:val="24"/>
-          <w:szCs w:val="24"/>
-        </w:rPr>
-        <w:t>s, such as exclusive VIP loyalty programs, personalized pricing tier incentives, and dedicated account management to secure the customer long-term value.</w:t>
+        <w:t>Next, the study identified the top customer in the dataset so the business can protect its core revenue and prevent these high-yield accounts from churning. By identifying these specific individuals allows the company to deploy targeted retention strategies, such as exclusive VIP loyalty programs, personalized pricing tier incentives, and dedicated account management to secure the customer long-term value.</w:t>
       </w:r>
     </w:p>
     <w:p>
@@ -10972,15 +10085,7 @@
           <w:sz w:val="24"/>
           <w:szCs w:val="24"/>
         </w:rPr>
-        <w:t>Based on Figure 20 above, the elite tier is led by Customer ID 18102, who tops the platform with a to</w:t>
-      </w:r>
-      <w:r>
-        <w:rPr>
-          <w:rFonts w:ascii="Times New Roman" w:eastAsia="Times New Roman" w:hAnsi="Times New Roman" w:cs="Times New Roman"/>
-          <w:sz w:val="24"/>
-          <w:szCs w:val="24"/>
-        </w:rPr>
-        <w:t>tal spend approaching nearly 600,000, followed closely by Customer ID 14646.</w:t>
+        <w:t>Based on Figure 20 above, the elite tier is led by Customer ID 18102, who tops the platform with a total spend approaching nearly 600,000, followed closely by Customer ID 14646.</w:t>
       </w:r>
     </w:p>
     <w:p>
@@ -11055,7 +10160,7 @@
                     <pic:cNvPicPr preferRelativeResize="0"/>
                   </pic:nvPicPr>
                   <pic:blipFill>
-                    <a:blip r:embed="rId44"/>
+                    <a:blip r:embed="rId42"/>
                     <a:srcRect/>
                     <a:stretch>
                       <a:fillRect/>
@@ -11110,7 +10215,7 @@
                     <pic:cNvPicPr preferRelativeResize="0"/>
                   </pic:nvPicPr>
                   <pic:blipFill>
-                    <a:blip r:embed="rId45"/>
+                    <a:blip r:embed="rId43"/>
                     <a:srcRect/>
                     <a:stretch>
                       <a:fillRect/>
@@ -11199,15 +10304,7 @@
           <w:sz w:val="24"/>
           <w:szCs w:val="24"/>
         </w:rPr>
-        <w:t xml:space="preserve"> country was computed as presented in Table 3 above. The data reveals that the Netherlands leads overall performance with 228 invoices and an average spend of 2,430 whereas Singapo</w:t>
-      </w:r>
-      <w:r>
-        <w:rPr>
-          <w:rFonts w:ascii="Times New Roman" w:eastAsia="Times New Roman" w:hAnsi="Times New Roman" w:cs="Times New Roman"/>
-          <w:sz w:val="24"/>
-          <w:szCs w:val="24"/>
-        </w:rPr>
-        <w:t xml:space="preserve">re emerges as a highly lucrative, untapped premium market. </w:t>
+        <w:t xml:space="preserve"> country was computed as presented in Table 3 above. The data reveals that the Netherlands leads overall performance with 228 invoices and an average spend of 2,430 whereas Singapore emerges as a highly lucrative, untapped premium market. </w:t>
       </w:r>
     </w:p>
     <w:p>
@@ -11237,23 +10334,7 @@
           <w:sz w:val="24"/>
           <w:szCs w:val="24"/>
         </w:rPr>
-        <w:t>Despite recording a lower number of orders, Singapore served as the second-highest average spend globally at 2,301. Therefore, we may conclude that Singapore has an exclusive, high-purchasing-pow</w:t>
-      </w:r>
-      <w:r>
-        <w:rPr>
-          <w:rFonts w:ascii="Times New Roman" w:eastAsia="Times New Roman" w:hAnsi="Times New Roman" w:cs="Times New Roman"/>
-          <w:sz w:val="24"/>
-          <w:szCs w:val="24"/>
-        </w:rPr>
-        <w:t>er customer base focused on large bulk wholesale orders rather than casual retail. To exploit this underutilized segment, the platform should transition toward targeted business-to-business corporate outreach with customized volume discounts to safely incr</w:t>
-      </w:r>
-      <w:r>
-        <w:rPr>
-          <w:rFonts w:ascii="Times New Roman" w:eastAsia="Times New Roman" w:hAnsi="Times New Roman" w:cs="Times New Roman"/>
-          <w:sz w:val="24"/>
-          <w:szCs w:val="24"/>
-        </w:rPr>
-        <w:t xml:space="preserve">ease order frequency. </w:t>
+        <w:t xml:space="preserve">Despite recording a lower number of orders, Singapore served as the second-highest average spend globally at 2,301. Therefore, we may conclude that Singapore has an exclusive, high-purchasing-power customer base focused on large bulk wholesale orders rather than casual retail. To exploit this underutilized segment, the platform should transition toward targeted business-to-business corporate outreach with customized volume discounts to safely increase order frequency. </w:t>
       </w:r>
     </w:p>
     <w:p>
@@ -11284,15 +10365,7 @@
           <w:szCs w:val="24"/>
         </w:rPr>
         <w:lastRenderedPageBreak/>
-        <w:t>Concurrently, the company should implement bulk-purchase incentives for lower-performing regions like Switzerland and Greece to drive their average spend past the 1,200 thresholds. The company should also allocate dedicated supply c</w:t>
-      </w:r>
-      <w:r>
-        <w:rPr>
-          <w:rFonts w:ascii="Times New Roman" w:eastAsia="Times New Roman" w:hAnsi="Times New Roman" w:cs="Times New Roman"/>
-          <w:sz w:val="24"/>
-          <w:szCs w:val="24"/>
-        </w:rPr>
-        <w:t>hain distribution resources to high-frequency hubs like the Netherlands to sustain core cross-border revenue.</w:t>
+        <w:t>Concurrently, the company should implement bulk-purchase incentives for lower-performing regions like Switzerland and Greece to drive their average spend past the 1,200 thresholds. The company should also allocate dedicated supply chain distribution resources to high-frequency hubs like the Netherlands to sustain core cross-border revenue.</w:t>
       </w:r>
     </w:p>
     <w:p>
@@ -11376,7 +10449,7 @@
                     <pic:cNvPicPr preferRelativeResize="0"/>
                   </pic:nvPicPr>
                   <pic:blipFill>
-                    <a:blip r:embed="rId46"/>
+                    <a:blip r:embed="rId44"/>
                     <a:srcRect/>
                     <a:stretch>
                       <a:fillRect/>
@@ -11419,7 +10492,7 @@
                     <pic:cNvPicPr preferRelativeResize="0"/>
                   </pic:nvPicPr>
                   <pic:blipFill>
-                    <a:blip r:embed="rId47"/>
+                    <a:blip r:embed="rId45"/>
                     <a:srcRect/>
                     <a:stretch>
                       <a:fillRect/>
@@ -11471,18 +10544,7 @@
           <w:sz w:val="24"/>
           <w:szCs w:val="24"/>
         </w:rPr>
-        <w:t>Figure 22: Comparative Analysis of Basket Size and Purchasing Behaviour between the Overa</w:t>
-      </w:r>
-      <w:r>
-        <w:rPr>
-          <w:rFonts w:ascii="Times New Roman" w:eastAsia="Times New Roman" w:hAnsi="Times New Roman" w:cs="Times New Roman"/>
-          <w:i/>
-          <w:iCs/>
-          <w:color w:val="44546A"/>
-          <w:sz w:val="24"/>
-          <w:szCs w:val="24"/>
-        </w:rPr>
-        <w:t>ll Top Performing Country and the Highest Average Order Value Country.</w:t>
+        <w:t>Figure 22: Comparative Analysis of Basket Size and Purchasing Behaviour between the Overall Top Performing Country and the Highest Average Order Value Country.</w:t>
       </w:r>
     </w:p>
     <w:p>
@@ -11519,15 +10581,7 @@
           <w:sz w:val="24"/>
           <w:szCs w:val="24"/>
         </w:rPr>
-        <w:t xml:space="preserve"> differences between the platform's top revenue drivers, a comparative market segmentation analysis was conducted between the United Kingdom and the</w:t>
-      </w:r>
-      <w:r>
-        <w:rPr>
-          <w:rFonts w:ascii="Times New Roman" w:eastAsia="Times New Roman" w:hAnsi="Times New Roman" w:cs="Times New Roman"/>
-          <w:sz w:val="24"/>
-          <w:szCs w:val="24"/>
-        </w:rPr>
-        <w:t xml:space="preserve"> Netherlands. This is because from the analysis on Figure 16, the United Kingdom is the top performing country while from the result in Table 3, the Netherlands served as the best performing country in terms of AOV.</w:t>
+        <w:t xml:space="preserve"> differences between the platform's top revenue drivers, a comparative market segmentation analysis was conducted between the United Kingdom and the Netherlands. This is because from the analysis on Figure 16, the United Kingdom is the top performing country while from the result in Table 3, the Netherlands served as the best performing country in terms of AOV.</w:t>
       </w:r>
     </w:p>
     <w:p>
@@ -11546,15 +10600,7 @@
           <w:sz w:val="24"/>
           <w:szCs w:val="24"/>
         </w:rPr>
-        <w:t>From Figure 22 above, the United Kingdom</w:t>
-      </w:r>
-      <w:r>
-        <w:rPr>
-          <w:rFonts w:ascii="Times New Roman" w:eastAsia="Times New Roman" w:hAnsi="Times New Roman" w:cs="Times New Roman"/>
-          <w:sz w:val="24"/>
-          <w:szCs w:val="24"/>
-        </w:rPr>
-        <w:t xml:space="preserve"> has a massive volume of 36,536 invoices while its average items per order stands at 251 units with a modest AOV of 476. </w:t>
+        <w:t xml:space="preserve">From Figure 22 above, the United Kingdom has a massive volume of 36,536 invoices while its average items per order stands at 251 units with a modest AOV of 476. </w:t>
       </w:r>
     </w:p>
     <w:p>
@@ -11573,15 +10619,7 @@
           <w:sz w:val="24"/>
           <w:szCs w:val="24"/>
         </w:rPr>
-        <w:t>On the contrary, the Netherlands records only 228 invoices but reflects an extraordinary bulk-purchasing pattern, averaging 1,684 orde</w:t>
-      </w:r>
-      <w:r>
-        <w:rPr>
-          <w:rFonts w:ascii="Times New Roman" w:eastAsia="Times New Roman" w:hAnsi="Times New Roman" w:cs="Times New Roman"/>
-          <w:sz w:val="24"/>
-          <w:szCs w:val="24"/>
-        </w:rPr>
-        <w:t xml:space="preserve">rs and a high AOV of 2,429. </w:t>
+        <w:t xml:space="preserve">On the contrary, the Netherlands records only 228 invoices but reflects an extraordinary bulk-purchasing pattern, averaging 1,684 orders and a high AOV of 2,429. </w:t>
       </w:r>
     </w:p>
     <w:p>
@@ -11600,15 +10638,7 @@
           <w:sz w:val="24"/>
           <w:szCs w:val="24"/>
         </w:rPr>
-        <w:t>Therefore, the company should maintain a dual-focused strategy by deploying high-volume transactional ad campaigns for the retail-heavy United Kingdom market, while simultaneously offering specialized cargo shipping and persona</w:t>
-      </w:r>
-      <w:r>
-        <w:rPr>
-          <w:rFonts w:ascii="Times New Roman" w:eastAsia="Times New Roman" w:hAnsi="Times New Roman" w:cs="Times New Roman"/>
-          <w:sz w:val="24"/>
-          <w:szCs w:val="24"/>
-        </w:rPr>
-        <w:t>lized B2B contract terms for the high-yield corporate accounts in the Netherlands.</w:t>
+        <w:t>Therefore, the company should maintain a dual-focused strategy by deploying high-volume transactional ad campaigns for the retail-heavy United Kingdom market, while simultaneously offering specialized cargo shipping and personalized B2B contract terms for the high-yield corporate accounts in the Netherlands.</w:t>
       </w:r>
     </w:p>
     <w:p>
@@ -11693,7 +10723,7 @@
                     <pic:cNvPicPr preferRelativeResize="0"/>
                   </pic:nvPicPr>
                   <pic:blipFill>
-                    <a:blip r:embed="rId48"/>
+                    <a:blip r:embed="rId46"/>
                     <a:srcRect/>
                     <a:stretch>
                       <a:fillRect/>
@@ -11747,7 +10777,7 @@
                     <pic:cNvPicPr preferRelativeResize="0"/>
                   </pic:nvPicPr>
                   <pic:blipFill>
-                    <a:blip r:embed="rId49"/>
+                    <a:blip r:embed="rId47"/>
                     <a:srcRect/>
                     <a:stretch>
                       <a:fillRect/>
@@ -11837,15 +10867,7 @@
           <w:sz w:val="24"/>
           <w:szCs w:val="24"/>
         </w:rPr>
-        <w:t>The organizational and household novelty product</w:t>
-      </w:r>
-      <w:r>
-        <w:rPr>
-          <w:rFonts w:ascii="Times New Roman" w:eastAsia="Times New Roman" w:hAnsi="Times New Roman" w:cs="Times New Roman"/>
-          <w:sz w:val="24"/>
-          <w:szCs w:val="24"/>
-        </w:rPr>
-        <w:t xml:space="preserve">s have the highest demand, heavily driven by items such as </w:t>
+        <w:t xml:space="preserve">The organizational and household novelty products have the highest demand, heavily driven by items such as </w:t>
       </w:r>
       <w:proofErr w:type="spellStart"/>
       <w:r>
@@ -11900,15 +10922,7 @@
           <w:sz w:val="24"/>
           <w:szCs w:val="24"/>
         </w:rPr>
-        <w:t xml:space="preserve"> by establishing dedicated B2B stock allocation p</w:t>
-      </w:r>
-      <w:r>
-        <w:rPr>
-          <w:rFonts w:ascii="Times New Roman" w:eastAsia="Times New Roman" w:hAnsi="Times New Roman" w:cs="Times New Roman"/>
-          <w:sz w:val="24"/>
-          <w:szCs w:val="24"/>
-        </w:rPr>
-        <w:t>olicies for these specific high demand items to ensure zero stockouts.</w:t>
+        <w:t xml:space="preserve"> by establishing dedicated B2B stock allocation policies for these specific high demand items to ensure zero stockouts.</w:t>
       </w:r>
     </w:p>
     <w:p>
@@ -11931,7 +10945,7 @@
       </w:r>
     </w:p>
     <w:sectPr>
-      <w:footerReference w:type="default" r:id="rId50"/>
+      <w:footerReference w:type="default" r:id="rId48"/>
       <w:pgSz w:w="11906" w:h="16838"/>
       <w:pgMar w:top="1276" w:right="1440" w:bottom="1440" w:left="1440" w:header="720" w:footer="720" w:gutter="0"/>
       <w:pgNumType w:start="1"/>
@@ -11967,50 +10981,6 @@
 </file>
 
 <file path=word/footer1.xml><?xml version="1.0" encoding="utf-8"?>
-<w:ftr xmlns:wpc="http://schemas.microsoft.com/office/word/2010/wordprocessingCanvas" xmlns:cx="http://schemas.microsoft.com/office/drawing/2014/chartex" xmlns:cx1="http://schemas.microsoft.com/office/drawing/2015/9/8/chartex" xmlns:cx2="http://schemas.microsoft.com/office/drawing/2015/10/21/chartex" xmlns:cx3="http://schemas.microsoft.com/office/drawing/2016/5/9/chartex" xmlns:cx4="http://schemas.microsoft.com/office/drawing/2016/5/10/chartex" xmlns:cx5="http://schemas.microsoft.com/office/drawing/2016/5/11/chartex" xmlns:cx6="http://schemas.microsoft.com/office/drawing/2016/5/12/chartex" xmlns:cx7="http://schemas.microsoft.com/office/drawing/2016/5/13/chartex" xmlns:cx8="http://schemas.microsoft.com/office/drawing/2016/5/14/chartex" xmlns:mc="http://schemas.openxmlformats.org/markup-compatibility/2006" xmlns:aink="http://schemas.microsoft.com/office/drawing/2016/ink" xmlns:am3d="http://schemas.microsoft.com/office/drawing/2017/model3d" xmlns:o="urn:schemas-microsoft-com:office:office" xmlns:r="http://schemas.openxmlformats.org/officeDocument/2006/relationships" xmlns:m="http://schemas.openxmlformats.org/officeDocument/2006/math" xmlns:v="urn:schemas-microsoft-com:vml" xmlns:wp14="http://schemas.microsoft.com/office/word/2010/wordprocessingDrawing" xmlns:wp="http://schemas.openxmlformats.org/drawingml/2006/wordprocessingDrawing" xmlns:w10="urn:schemas-microsoft-com:office:word" xmlns:w="http://schemas.openxmlformats.org/wordprocessingml/2006/main" xmlns:w14="http://schemas.microsoft.com/office/word/2010/wordml" xmlns:w15="http://schemas.microsoft.com/office/word/2012/wordml" xmlns:w16cid="http://schemas.microsoft.com/office/word/2016/wordml/cid" xmlns:w16se="http://schemas.microsoft.com/office/word/2015/wordml/symex" xmlns:wpg="http://schemas.microsoft.com/office/word/2010/wordprocessingGroup" xmlns:wpi="http://schemas.microsoft.com/office/word/2010/wordprocessingInk" xmlns:wne="http://schemas.microsoft.com/office/word/2006/wordml" xmlns:wps="http://schemas.microsoft.com/office/word/2010/wordprocessingShape" mc:Ignorable="w14 w15 w16se w16cid wp14">
-  <w:p>
-    <w:pPr>
-      <w:pBdr>
-        <w:top w:val="nil"/>
-        <w:left w:val="nil"/>
-        <w:bottom w:val="nil"/>
-        <w:right w:val="nil"/>
-        <w:between w:val="nil"/>
-      </w:pBdr>
-      <w:tabs>
-        <w:tab w:val="center" w:pos="4513"/>
-        <w:tab w:val="right" w:pos="9026"/>
-      </w:tabs>
-      <w:spacing w:after="0" w:line="240" w:lineRule="auto"/>
-      <w:jc w:val="right"/>
-      <w:rPr>
-        <w:color w:val="000000"/>
-      </w:rPr>
-    </w:pPr>
-  </w:p>
-  <w:p>
-    <w:pPr>
-      <w:pBdr>
-        <w:top w:val="nil"/>
-        <w:left w:val="nil"/>
-        <w:bottom w:val="nil"/>
-        <w:right w:val="nil"/>
-        <w:between w:val="nil"/>
-      </w:pBdr>
-      <w:tabs>
-        <w:tab w:val="center" w:pos="4513"/>
-        <w:tab w:val="right" w:pos="9026"/>
-      </w:tabs>
-      <w:spacing w:after="0" w:line="240" w:lineRule="auto"/>
-      <w:rPr>
-        <w:color w:val="000000"/>
-      </w:rPr>
-    </w:pPr>
-  </w:p>
-</w:ftr>
-</file>
-
-<file path=word/footer2.xml><?xml version="1.0" encoding="utf-8"?>
 <w:ftr xmlns:wpc="http://schemas.microsoft.com/office/word/2010/wordprocessingCanvas" xmlns:cx="http://schemas.microsoft.com/office/drawing/2014/chartex" xmlns:cx1="http://schemas.microsoft.com/office/drawing/2015/9/8/chartex" xmlns:cx2="http://schemas.microsoft.com/office/drawing/2015/10/21/chartex" xmlns:cx3="http://schemas.microsoft.com/office/drawing/2016/5/9/chartex" xmlns:cx4="http://schemas.microsoft.com/office/drawing/2016/5/10/chartex" xmlns:cx5="http://schemas.microsoft.com/office/drawing/2016/5/11/chartex" xmlns:cx6="http://schemas.microsoft.com/office/drawing/2016/5/12/chartex" xmlns:cx7="http://schemas.microsoft.com/office/drawing/2016/5/13/chartex" xmlns:cx8="http://schemas.microsoft.com/office/drawing/2016/5/14/chartex" xmlns:mc="http://schemas.openxmlformats.org/markup-compatibility/2006" xmlns:aink="http://schemas.microsoft.com/office/drawing/2016/ink" xmlns:am3d="http://schemas.microsoft.com/office/drawing/2017/model3d" xmlns:o="urn:schemas-microsoft-com:office:office" xmlns:r="http://schemas.openxmlformats.org/officeDocument/2006/relationships" xmlns:m="http://schemas.openxmlformats.org/officeDocument/2006/math" xmlns:v="urn:schemas-microsoft-com:vml" xmlns:wp14="http://schemas.microsoft.com/office/word/2010/wordprocessingDrawing" xmlns:wp="http://schemas.openxmlformats.org/drawingml/2006/wordprocessingDrawing" xmlns:w10="urn:schemas-microsoft-com:office:word" xmlns:w="http://schemas.openxmlformats.org/wordprocessingml/2006/main" xmlns:w14="http://schemas.microsoft.com/office/word/2010/wordml" xmlns:w15="http://schemas.microsoft.com/office/word/2012/wordml" xmlns:w16cid="http://schemas.microsoft.com/office/word/2016/wordml/cid" xmlns:w16se="http://schemas.microsoft.com/office/word/2015/wordml/symex" xmlns:wpg="http://schemas.microsoft.com/office/word/2010/wordprocessingGroup" xmlns:wpi="http://schemas.microsoft.com/office/word/2010/wordprocessingInk" xmlns:wne="http://schemas.microsoft.com/office/word/2006/wordml" xmlns:wps="http://schemas.microsoft.com/office/word/2010/wordprocessingShape" mc:Ignorable="w14 w15 w16se w16cid wp14">
   <w:p>
     <w:pPr>
